--- a/2° Módulo/APS - Análise e Projeto de Sistema/25.02.2026/MeuPlanoTCC.docx
+++ b/2° Módulo/APS - Análise e Projeto de Sistema/25.02.2026/MeuPlanoTCC.docx
@@ -1,11 +1,11 @@
 
 <file path=word/document.xml><?xml version="1.0" encoding="utf-8"?>
-<w:document xmlns:wpc="http://schemas.microsoft.com/office/word/2010/wordprocessingCanvas" xmlns:cx="http://schemas.microsoft.com/office/drawing/2014/chartex" xmlns:cx1="http://schemas.microsoft.com/office/drawing/2015/9/8/chartex" xmlns:cx2="http://schemas.microsoft.com/office/drawing/2015/10/21/chartex" xmlns:cx3="http://schemas.microsoft.com/office/drawing/2016/5/9/chartex" xmlns:cx4="http://schemas.microsoft.com/office/drawing/2016/5/10/chartex" xmlns:cx5="http://schemas.microsoft.com/office/drawing/2016/5/11/chartex" xmlns:cx6="http://schemas.microsoft.com/office/drawing/2016/5/12/chartex" xmlns:cx7="http://schemas.microsoft.com/office/drawing/2016/5/13/chartex" xmlns:cx8="http://schemas.microsoft.com/office/drawing/2016/5/14/chartex" xmlns:mc="http://schemas.openxmlformats.org/markup-compatibility/2006" xmlns:aink="http://schemas.microsoft.com/office/drawing/2016/ink" xmlns:am3d="http://schemas.microsoft.com/office/drawing/2017/model3d" xmlns:o="urn:schemas-microsoft-com:office:office" xmlns:oel="http://schemas.microsoft.com/office/2019/extlst" xmlns:r="http://schemas.openxmlformats.org/officeDocument/2006/relationships" xmlns:m="http://schemas.openxmlformats.org/officeDocument/2006/math" xmlns:v="urn:schemas-microsoft-com:vml" xmlns:wp14="http://schemas.microsoft.com/office/word/2010/wordprocessingDrawing" xmlns:wp="http://schemas.openxmlformats.org/drawingml/2006/wordprocessingDrawing" xmlns:w10="urn:schemas-microsoft-com:office:word" xmlns:w="http://schemas.openxmlformats.org/wordprocessingml/2006/main" xmlns:w14="http://schemas.microsoft.com/office/word/2010/wordml" xmlns:w15="http://schemas.microsoft.com/office/word/2012/wordml" xmlns:w16cex="http://schemas.microsoft.com/office/word/2018/wordml/cex" xmlns:w16cid="http://schemas.microsoft.com/office/word/2016/wordml/cid" xmlns:w16="http://schemas.microsoft.com/office/word/2018/wordml" xmlns:w16sdtdh="http://schemas.microsoft.com/office/word/2020/wordml/sdtdatahash" xmlns:w16se="http://schemas.microsoft.com/office/word/2015/wordml/symex" xmlns:wpg="http://schemas.microsoft.com/office/word/2010/wordprocessingGroup" xmlns:wpi="http://schemas.microsoft.com/office/word/2010/wordprocessingInk" xmlns:wne="http://schemas.microsoft.com/office/word/2006/wordml" xmlns:wps="http://schemas.microsoft.com/office/word/2010/wordprocessingShape" mc:Ignorable="w14 w15 w16se w16cid w16 w16cex w16sdtdh wp14">
+<w:document xmlns:wpc="http://schemas.microsoft.com/office/word/2010/wordprocessingCanvas" xmlns:cx="http://schemas.microsoft.com/office/drawing/2014/chartex" xmlns:cx1="http://schemas.microsoft.com/office/drawing/2015/9/8/chartex" xmlns:mc="http://schemas.openxmlformats.org/markup-compatibility/2006" xmlns:o="urn:schemas-microsoft-com:office:office" xmlns:r="http://schemas.openxmlformats.org/officeDocument/2006/relationships" xmlns:m="http://schemas.openxmlformats.org/officeDocument/2006/math" xmlns:v="urn:schemas-microsoft-com:vml" xmlns:wp14="http://schemas.microsoft.com/office/word/2010/wordprocessingDrawing" xmlns:wp="http://schemas.openxmlformats.org/drawingml/2006/wordprocessingDrawing" xmlns:w10="urn:schemas-microsoft-com:office:word" xmlns:w="http://schemas.openxmlformats.org/wordprocessingml/2006/main" xmlns:w14="http://schemas.microsoft.com/office/word/2010/wordml" xmlns:w15="http://schemas.microsoft.com/office/word/2012/wordml" xmlns:w16se="http://schemas.microsoft.com/office/word/2015/wordml/symex" xmlns:wpg="http://schemas.microsoft.com/office/word/2010/wordprocessingGroup" xmlns:wpi="http://schemas.microsoft.com/office/word/2010/wordprocessingInk" xmlns:wne="http://schemas.microsoft.com/office/word/2006/wordml" xmlns:wps="http://schemas.microsoft.com/office/word/2010/wordprocessingShape" mc:Ignorable="w14 w15 w16se wp14">
   <w:body>
     <w:p>
       <w:pPr>
         <w:pStyle w:val="Ttulo2"/>
-        <w:spacing w:line="276" w:lineRule="auto"/>
+        <w:spacing w:line="360" w:lineRule="auto"/>
         <w:rPr>
           <w:rFonts w:ascii="Arial" w:hAnsi="Arial" w:cs="Arial"/>
           <w:sz w:val="40"/>
@@ -18,30 +18,29 @@
           <w:sz w:val="40"/>
           <w:szCs w:val="40"/>
         </w:rPr>
-        <w:t>Matheus Trindade do Nascimento:</w:t>
-      </w:r>
-    </w:p>
-    <w:p>
-      <w:pPr>
-        <w:spacing w:line="276" w:lineRule="auto"/>
+        <w:t xml:space="preserve">Matheus </w:t>
+      </w:r>
+      <w:r>
         <w:rPr>
           <w:rFonts w:ascii="Arial" w:hAnsi="Arial" w:cs="Arial"/>
-          <w:sz w:val="22"/>
-          <w:szCs w:val="22"/>
-        </w:rPr>
-      </w:pPr>
+          <w:sz w:val="40"/>
+          <w:szCs w:val="40"/>
+          <w:u w:val="single"/>
+        </w:rPr>
+        <w:t>Trindade</w:t>
+      </w:r>
       <w:r>
         <w:rPr>
           <w:rFonts w:ascii="Arial" w:hAnsi="Arial" w:cs="Arial"/>
-          <w:sz w:val="22"/>
-          <w:szCs w:val="22"/>
-        </w:rPr>
-        <w:t>eu pensei em criar uma app, para mercados locais, onde o público-alvo são usuários de mercado de bairro e os próprios mercados, com ideia de facilitador tanto para o usuário saber o os preços dos produtos ou promoções e outros a fins como para os próprios mercados terem uma visualização maior.</w:t>
-      </w:r>
-    </w:p>
-    <w:p>
-      <w:pPr>
-        <w:spacing w:line="276" w:lineRule="auto"/>
+          <w:sz w:val="40"/>
+          <w:szCs w:val="40"/>
+        </w:rPr>
+        <w:t xml:space="preserve"> do Nascimento</w:t>
+      </w:r>
+    </w:p>
+    <w:p>
+      <w:pPr>
+        <w:spacing w:line="360" w:lineRule="auto"/>
         <w:rPr>
           <w:rFonts w:ascii="Arial" w:hAnsi="Arial" w:cs="Arial"/>
           <w:sz w:val="22"/>
@@ -69,7 +68,7 @@
     </w:p>
     <w:p>
       <w:pPr>
-        <w:spacing w:line="276" w:lineRule="auto"/>
+        <w:spacing w:line="360" w:lineRule="auto"/>
         <w:rPr>
           <w:rFonts w:ascii="Arial" w:eastAsia="Times New Roman" w:hAnsi="Arial" w:cs="Arial"/>
           <w:b/>
@@ -117,7 +116,7 @@
     </w:p>
     <w:p>
       <w:pPr>
-        <w:spacing w:line="276" w:lineRule="auto"/>
+        <w:spacing w:line="360" w:lineRule="auto"/>
         <w:rPr>
           <w:rFonts w:ascii="Arial" w:eastAsia="Times New Roman" w:hAnsi="Arial" w:cs="Arial"/>
           <w:sz w:val="22"/>
@@ -161,7 +160,7 @@
     </w:p>
     <w:p>
       <w:pPr>
-        <w:spacing w:before="240" w:after="240" w:line="276" w:lineRule="auto"/>
+        <w:spacing w:before="240" w:after="240" w:line="360" w:lineRule="auto"/>
         <w:rPr>
           <w:rFonts w:ascii="Arial" w:hAnsi="Arial" w:cs="Arial"/>
           <w:sz w:val="22"/>
@@ -189,7 +188,7 @@
     </w:p>
     <w:p>
       <w:pPr>
-        <w:spacing w:before="240" w:after="240" w:line="276" w:lineRule="auto"/>
+        <w:spacing w:before="240" w:after="240" w:line="360" w:lineRule="auto"/>
         <w:rPr>
           <w:rFonts w:ascii="Arial" w:eastAsia="Times New Roman" w:hAnsi="Arial" w:cs="Arial"/>
           <w:sz w:val="22"/>
@@ -217,7 +216,7 @@
     </w:p>
     <w:p>
       <w:pPr>
-        <w:spacing w:before="240" w:after="240" w:line="276" w:lineRule="auto"/>
+        <w:spacing w:before="240" w:after="240" w:line="360" w:lineRule="auto"/>
         <w:rPr>
           <w:rFonts w:ascii="Arial" w:eastAsia="Times New Roman" w:hAnsi="Arial" w:cs="Arial"/>
           <w:sz w:val="22"/>
@@ -240,7 +239,7 @@
           <w:ilvl w:val="0"/>
           <w:numId w:val="1"/>
         </w:numPr>
-        <w:spacing w:before="240" w:after="240" w:line="276" w:lineRule="auto"/>
+        <w:spacing w:before="240" w:after="240" w:line="360" w:lineRule="auto"/>
         <w:rPr>
           <w:rFonts w:ascii="Arial" w:eastAsia="Times New Roman" w:hAnsi="Arial" w:cs="Arial"/>
           <w:sz w:val="22"/>
@@ -263,7 +262,7 @@
           <w:ilvl w:val="0"/>
           <w:numId w:val="1"/>
         </w:numPr>
-        <w:spacing w:before="240" w:after="240" w:line="276" w:lineRule="auto"/>
+        <w:spacing w:before="240" w:after="240" w:line="360" w:lineRule="auto"/>
         <w:rPr>
           <w:rFonts w:ascii="Arial" w:eastAsia="Times New Roman" w:hAnsi="Arial" w:cs="Arial"/>
           <w:sz w:val="22"/>
@@ -286,7 +285,7 @@
           <w:ilvl w:val="0"/>
           <w:numId w:val="1"/>
         </w:numPr>
-        <w:spacing w:before="240" w:after="240" w:line="276" w:lineRule="auto"/>
+        <w:spacing w:before="240" w:after="240" w:line="360" w:lineRule="auto"/>
         <w:rPr>
           <w:rFonts w:ascii="Arial" w:eastAsia="Times New Roman" w:hAnsi="Arial" w:cs="Arial"/>
           <w:sz w:val="22"/>
@@ -309,7 +308,7 @@
           <w:ilvl w:val="0"/>
           <w:numId w:val="1"/>
         </w:numPr>
-        <w:spacing w:before="240" w:after="240" w:line="276" w:lineRule="auto"/>
+        <w:spacing w:before="240" w:after="240" w:line="360" w:lineRule="auto"/>
         <w:rPr>
           <w:rFonts w:ascii="Arial" w:eastAsia="Times New Roman" w:hAnsi="Arial" w:cs="Arial"/>
           <w:sz w:val="22"/>
@@ -327,7 +326,7 @@
     </w:p>
     <w:p>
       <w:pPr>
-        <w:spacing w:line="276" w:lineRule="auto"/>
+        <w:spacing w:line="360" w:lineRule="auto"/>
         <w:rPr>
           <w:rFonts w:ascii="Arial" w:eastAsia="Times New Roman" w:hAnsi="Arial" w:cs="Arial"/>
           <w:sz w:val="22"/>
@@ -338,7 +337,7 @@
     <w:p>
       <w:pPr>
         <w:pStyle w:val="Ttulo2"/>
-        <w:spacing w:line="276" w:lineRule="auto"/>
+        <w:spacing w:line="360" w:lineRule="auto"/>
         <w:rPr>
           <w:rFonts w:ascii="Arial" w:hAnsi="Arial" w:cs="Arial"/>
           <w:sz w:val="40"/>
@@ -361,28 +360,441 @@
         </w:rPr>
         <w:t>saias Rocha De Jesus</w:t>
       </w:r>
-      <w:r>
-        <w:rPr>
-          <w:rFonts w:ascii="Arial" w:hAnsi="Arial" w:cs="Arial"/>
+    </w:p>
+    <w:p>
+      <w:pPr>
+        <w:spacing w:line="360" w:lineRule="auto"/>
+        <w:rPr>
+          <w:rFonts w:ascii="Arial" w:eastAsia="Times New Roman" w:hAnsi="Arial" w:cs="Arial"/>
+          <w:sz w:val="22"/>
+          <w:szCs w:val="22"/>
+        </w:rPr>
+      </w:pPr>
+      <w:r>
+        <w:rPr>
+          <w:rFonts w:ascii="Arial" w:eastAsia="Times New Roman" w:hAnsi="Arial" w:cs="Arial"/>
+          <w:b/>
+          <w:bCs/>
+          <w:sz w:val="22"/>
+          <w:szCs w:val="22"/>
+        </w:rPr>
+        <w:t>Tema do TCC:</w:t>
+      </w:r>
+      <w:r>
+        <w:rPr>
+          <w:rFonts w:ascii="Arial" w:eastAsia="Times New Roman" w:hAnsi="Arial" w:cs="Arial"/>
+          <w:sz w:val="22"/>
+          <w:szCs w:val="22"/>
+        </w:rPr>
+        <w:t xml:space="preserve"> Desenvolvimento de um Aplicativo para Monitoramento de Saúde Preventiva</w:t>
+      </w:r>
+      <w:r>
+        <w:rPr>
+          <w:rFonts w:ascii="Arial" w:eastAsia="Times New Roman" w:hAnsi="Arial" w:cs="Arial"/>
+          <w:sz w:val="22"/>
+          <w:szCs w:val="22"/>
+        </w:rPr>
+        <w:t>.</w:t>
+      </w:r>
+    </w:p>
+    <w:p>
+      <w:pPr>
+        <w:spacing w:line="360" w:lineRule="auto"/>
+        <w:rPr>
+          <w:rFonts w:ascii="Arial" w:eastAsia="Times New Roman" w:hAnsi="Arial" w:cs="Arial"/>
+          <w:sz w:val="22"/>
+          <w:szCs w:val="22"/>
+        </w:rPr>
+      </w:pPr>
+      <w:r>
+        <w:rPr>
+          <w:rFonts w:ascii="Arial" w:eastAsia="Times New Roman" w:hAnsi="Arial" w:cs="Arial"/>
+          <w:b/>
+          <w:bCs/>
+          <w:sz w:val="22"/>
+          <w:szCs w:val="22"/>
+        </w:rPr>
+        <w:t>Área do Tema:</w:t>
+      </w:r>
+      <w:r>
+        <w:rPr>
+          <w:rFonts w:ascii="Arial" w:eastAsia="Times New Roman" w:hAnsi="Arial" w:cs="Arial"/>
+          <w:sz w:val="22"/>
+          <w:szCs w:val="22"/>
+        </w:rPr>
+        <w:t xml:space="preserve"> </w:t>
+      </w:r>
+      <w:r>
+        <w:rPr>
+          <w:rFonts w:ascii="Arial" w:eastAsia="Times New Roman" w:hAnsi="Arial" w:cs="Arial"/>
+          <w:sz w:val="22"/>
+          <w:szCs w:val="22"/>
+        </w:rPr>
+        <w:t>Tecnologia da Informação / Saúde Digital (e-Health / m-Health)</w:t>
+      </w:r>
+    </w:p>
+    <w:p>
+      <w:pPr>
+        <w:spacing w:line="360" w:lineRule="auto"/>
+        <w:rPr>
+          <w:rFonts w:ascii="Arial" w:eastAsia="Times New Roman" w:hAnsi="Arial" w:cs="Arial"/>
+          <w:sz w:val="22"/>
+          <w:szCs w:val="22"/>
+        </w:rPr>
+      </w:pPr>
+      <w:r>
+        <w:rPr>
+          <w:rFonts w:ascii="Arial" w:eastAsia="Times New Roman" w:hAnsi="Arial" w:cs="Arial"/>
+          <w:b/>
+          <w:bCs/>
+          <w:sz w:val="22"/>
+          <w:szCs w:val="22"/>
+        </w:rPr>
+        <w:t>Público-Alvo:</w:t>
+      </w:r>
+      <w:r>
+        <w:rPr>
+          <w:rFonts w:ascii="Arial" w:eastAsia="Times New Roman" w:hAnsi="Arial" w:cs="Arial"/>
+          <w:sz w:val="22"/>
+          <w:szCs w:val="22"/>
+        </w:rPr>
+        <w:t xml:space="preserve"> Adultos com doenças crônicas (diabetes, hipertensão, etc...).</w:t>
+      </w:r>
+    </w:p>
+    <w:p>
+      <w:pPr>
+        <w:spacing w:line="360" w:lineRule="auto"/>
+        <w:rPr>
+          <w:rFonts w:ascii="Arial" w:eastAsia="Times New Roman" w:hAnsi="Arial" w:cs="Arial"/>
+          <w:sz w:val="22"/>
+          <w:szCs w:val="22"/>
+        </w:rPr>
+      </w:pPr>
+      <w:r>
+        <w:rPr>
+          <w:rFonts w:ascii="Arial" w:eastAsia="Times New Roman" w:hAnsi="Arial" w:cs="Arial"/>
+          <w:b/>
+          <w:bCs/>
+          <w:sz w:val="22"/>
+          <w:szCs w:val="22"/>
+        </w:rPr>
+        <w:t xml:space="preserve">Problematização: </w:t>
+      </w:r>
+      <w:r>
+        <w:rPr>
+          <w:rFonts w:ascii="Arial" w:eastAsia="Times New Roman" w:hAnsi="Arial" w:cs="Arial"/>
+          <w:sz w:val="22"/>
+          <w:szCs w:val="22"/>
+        </w:rPr>
+        <w:t>Falta de acompanhamento contínuo</w:t>
+      </w:r>
+      <w:r>
+        <w:rPr>
+          <w:rFonts w:ascii="Arial" w:eastAsia="Times New Roman" w:hAnsi="Arial" w:cs="Arial"/>
+          <w:sz w:val="22"/>
+          <w:szCs w:val="22"/>
+        </w:rPr>
+        <w:t>, logo,</w:t>
+      </w:r>
+      <w:r>
+        <w:rPr>
+          <w:rFonts w:ascii="Arial" w:eastAsia="Times New Roman" w:hAnsi="Arial" w:cs="Arial"/>
+          <w:sz w:val="22"/>
+          <w:szCs w:val="22"/>
+        </w:rPr>
+        <w:t xml:space="preserve"> leva a complicações graves.</w:t>
+      </w:r>
+    </w:p>
+    <w:p>
+      <w:pPr>
+        <w:spacing w:line="360" w:lineRule="auto"/>
+        <w:rPr>
+          <w:rFonts w:ascii="Arial" w:eastAsia="Times New Roman" w:hAnsi="Arial" w:cs="Arial"/>
+          <w:sz w:val="22"/>
+          <w:szCs w:val="22"/>
+        </w:rPr>
+      </w:pPr>
+      <w:r>
+        <w:rPr>
+          <w:rFonts w:ascii="Arial" w:eastAsia="Times New Roman" w:hAnsi="Arial" w:cs="Arial"/>
+          <w:b/>
+          <w:bCs/>
+          <w:sz w:val="22"/>
+          <w:szCs w:val="22"/>
+        </w:rPr>
+        <w:lastRenderedPageBreak/>
+        <w:t>Pergunta problema:</w:t>
+      </w:r>
+      <w:r>
+        <w:rPr>
+          <w:rFonts w:ascii="Arial" w:eastAsia="Times New Roman" w:hAnsi="Arial" w:cs="Arial"/>
+          <w:sz w:val="22"/>
+          <w:szCs w:val="22"/>
+        </w:rPr>
+        <w:t xml:space="preserve"> Como um aplicativo pode auxiliar no monitoramento preventivo da saúde?</w:t>
+      </w:r>
+    </w:p>
+    <w:p>
+      <w:pPr>
+        <w:spacing w:line="360" w:lineRule="auto"/>
+        <w:rPr>
+          <w:rFonts w:ascii="Arial" w:eastAsia="Times New Roman" w:hAnsi="Arial" w:cs="Arial"/>
+          <w:sz w:val="22"/>
+          <w:szCs w:val="22"/>
+        </w:rPr>
+      </w:pPr>
+      <w:r>
+        <w:rPr>
+          <w:rFonts w:ascii="Arial" w:eastAsia="Times New Roman" w:hAnsi="Arial" w:cs="Arial"/>
+          <w:b/>
+          <w:bCs/>
+          <w:sz w:val="22"/>
+          <w:szCs w:val="22"/>
+        </w:rPr>
+        <w:t xml:space="preserve">Justificativa: </w:t>
+      </w:r>
+      <w:r>
+        <w:rPr>
+          <w:rFonts w:ascii="Arial" w:eastAsia="Times New Roman" w:hAnsi="Arial" w:cs="Arial"/>
+          <w:bCs/>
+          <w:sz w:val="22"/>
+          <w:szCs w:val="22"/>
+        </w:rPr>
+        <w:t xml:space="preserve">pessoas com sintomas e/ou doenças, </w:t>
+      </w:r>
+      <w:r>
+        <w:rPr>
+          <w:rFonts w:ascii="Arial" w:eastAsia="Times New Roman" w:hAnsi="Arial" w:cs="Arial"/>
+          <w:bCs/>
+          <w:sz w:val="22"/>
+          <w:szCs w:val="22"/>
+        </w:rPr>
+        <w:t>muitas vezes fi</w:t>
+      </w:r>
+      <w:r>
+        <w:rPr>
+          <w:rFonts w:ascii="Arial" w:eastAsia="Times New Roman" w:hAnsi="Arial" w:cs="Arial"/>
+          <w:bCs/>
+          <w:sz w:val="22"/>
+          <w:szCs w:val="22"/>
+        </w:rPr>
+        <w:t>cam sem acompanhamento contínuo.</w:t>
+      </w:r>
+      <w:r>
+        <w:rPr>
+          <w:rFonts w:ascii="Arial" w:eastAsia="Times New Roman" w:hAnsi="Arial" w:cs="Arial"/>
+          <w:bCs/>
+          <w:sz w:val="22"/>
+          <w:szCs w:val="22"/>
+        </w:rPr>
+        <w:t xml:space="preserve"> consultas </w:t>
+      </w:r>
+      <w:r>
+        <w:rPr>
+          <w:rFonts w:ascii="Arial" w:eastAsia="Times New Roman" w:hAnsi="Arial" w:cs="Arial"/>
+          <w:bCs/>
+          <w:sz w:val="22"/>
+          <w:szCs w:val="22"/>
+        </w:rPr>
+        <w:t>com data prolongada</w:t>
+      </w:r>
+      <w:r>
+        <w:rPr>
+          <w:rFonts w:ascii="Arial" w:eastAsia="Times New Roman" w:hAnsi="Arial" w:cs="Arial"/>
+          <w:bCs/>
+          <w:sz w:val="22"/>
+          <w:szCs w:val="22"/>
+        </w:rPr>
+        <w:t xml:space="preserve"> e falta de monitoramento diário facilitam descompensações, internações e perda de qualidade de vida. Um aplicativo de saúde preventiva justifica</w:t>
+      </w:r>
+      <w:r>
+        <w:rPr>
+          <w:rFonts w:ascii="Cambria Math" w:eastAsia="Times New Roman" w:hAnsi="Cambria Math" w:cs="Cambria Math"/>
+          <w:bCs/>
+          <w:sz w:val="22"/>
+          <w:szCs w:val="22"/>
+        </w:rPr>
+        <w:t>‑</w:t>
+      </w:r>
+      <w:r>
+        <w:rPr>
+          <w:rFonts w:ascii="Arial" w:eastAsia="Times New Roman" w:hAnsi="Arial" w:cs="Arial"/>
+          <w:bCs/>
+          <w:sz w:val="22"/>
+          <w:szCs w:val="22"/>
+        </w:rPr>
+        <w:t>se porque pode oferecer vigilância constante, apoio ao autocuidado e comunicação direta com a equipe clínica, reduzindo riscos, custos e o impacto das complicações na rotina do paciente.</w:t>
+      </w:r>
+    </w:p>
+    <w:p>
+      <w:pPr>
+        <w:pStyle w:val="PargrafodaLista"/>
+        <w:spacing w:line="360" w:lineRule="auto"/>
+        <w:rPr>
+          <w:rFonts w:ascii="Arial" w:eastAsia="Times New Roman" w:hAnsi="Arial" w:cs="Arial"/>
+          <w:sz w:val="22"/>
+          <w:szCs w:val="22"/>
+          <w:u w:val="single"/>
+        </w:rPr>
+      </w:pPr>
+      <w:r>
+        <w:rPr>
+          <w:rFonts w:ascii="Arial" w:eastAsia="Times New Roman" w:hAnsi="Arial" w:cs="Arial"/>
+          <w:sz w:val="22"/>
+          <w:szCs w:val="22"/>
+        </w:rPr>
+        <w:t>O aplicativo pode:</w:t>
+      </w:r>
+    </w:p>
+    <w:p>
+      <w:pPr>
+        <w:numPr>
+          <w:ilvl w:val="0"/>
+          <w:numId w:val="7"/>
+        </w:numPr>
+        <w:spacing w:line="360" w:lineRule="auto"/>
+        <w:rPr>
+          <w:rFonts w:ascii="Arial" w:eastAsiaTheme="majorEastAsia" w:hAnsi="Arial" w:cs="Arial"/>
+          <w:noProof/>
+        </w:rPr>
+      </w:pPr>
+      <w:r>
+        <w:rPr>
+          <w:rFonts w:ascii="Arial" w:eastAsiaTheme="majorEastAsia" w:hAnsi="Arial" w:cs="Arial"/>
+          <w:noProof/>
+        </w:rPr>
+        <w:t>Aumentar a visibilidade dos mercados locais</w:t>
+      </w:r>
+    </w:p>
+    <w:p>
+      <w:pPr>
+        <w:numPr>
+          <w:ilvl w:val="0"/>
+          <w:numId w:val="7"/>
+        </w:numPr>
+        <w:spacing w:line="360" w:lineRule="auto"/>
+        <w:rPr>
+          <w:rFonts w:ascii="Arial" w:eastAsiaTheme="majorEastAsia" w:hAnsi="Arial" w:cs="Arial"/>
+          <w:noProof/>
+        </w:rPr>
+      </w:pPr>
+      <w:r>
+        <w:rPr>
+          <w:rFonts w:ascii="Arial" w:eastAsiaTheme="majorEastAsia" w:hAnsi="Arial" w:cs="Arial"/>
+          <w:noProof/>
+        </w:rPr>
+        <w:t>Fortalecer o comércio de bairro</w:t>
+      </w:r>
+      <w:bookmarkStart w:id="0" w:name="_GoBack"/>
+      <w:bookmarkEnd w:id="0"/>
+    </w:p>
+    <w:p>
+      <w:pPr>
+        <w:numPr>
+          <w:ilvl w:val="0"/>
+          <w:numId w:val="7"/>
+        </w:numPr>
+        <w:spacing w:line="360" w:lineRule="auto"/>
+        <w:rPr>
+          <w:rFonts w:ascii="Arial" w:eastAsiaTheme="majorEastAsia" w:hAnsi="Arial" w:cs="Arial"/>
+          <w:noProof/>
+        </w:rPr>
+      </w:pPr>
+      <w:r>
+        <w:rPr>
+          <w:rFonts w:ascii="Arial" w:eastAsiaTheme="majorEastAsia" w:hAnsi="Arial" w:cs="Arial"/>
+          <w:noProof/>
+        </w:rPr>
+        <w:t>Ajudar consumidores a economizar</w:t>
+      </w:r>
+    </w:p>
+    <w:p>
+      <w:pPr>
+        <w:numPr>
+          <w:ilvl w:val="0"/>
+          <w:numId w:val="7"/>
+        </w:numPr>
+        <w:spacing w:line="360" w:lineRule="auto"/>
+        <w:rPr>
+          <w:rFonts w:ascii="Arial" w:eastAsiaTheme="majorEastAsia" w:hAnsi="Arial" w:cs="Arial"/>
+          <w:noProof/>
+        </w:rPr>
+      </w:pPr>
+      <w:r>
+        <w:rPr>
+          <w:rFonts w:ascii="Arial" w:eastAsiaTheme="majorEastAsia" w:hAnsi="Arial" w:cs="Arial"/>
+          <w:noProof/>
+        </w:rPr>
+        <w:t>Promover competitividade justa</w:t>
+      </w:r>
+    </w:p>
+    <w:p>
+      <w:pPr>
+        <w:pStyle w:val="PargrafodaLista"/>
+        <w:spacing w:line="360" w:lineRule="auto"/>
+        <w:rPr>
+          <w:rFonts w:ascii="Arial" w:eastAsia="Times New Roman" w:hAnsi="Arial" w:cs="Arial"/>
+          <w:sz w:val="22"/>
+          <w:szCs w:val="22"/>
+        </w:rPr>
+      </w:pPr>
+    </w:p>
+    <w:p>
+      <w:pPr>
+        <w:pStyle w:val="PargrafodaLista"/>
+        <w:spacing w:line="360" w:lineRule="auto"/>
+        <w:rPr>
+          <w:rFonts w:ascii="Arial" w:eastAsia="Times New Roman" w:hAnsi="Arial" w:cs="Arial"/>
+          <w:sz w:val="22"/>
+          <w:szCs w:val="22"/>
+        </w:rPr>
+      </w:pPr>
+    </w:p>
+    <w:p>
+      <w:pPr>
+        <w:pStyle w:val="PargrafodaLista"/>
+        <w:spacing w:line="360" w:lineRule="auto"/>
+        <w:ind w:left="1440"/>
+        <w:rPr>
+          <w:rFonts w:ascii="Arial" w:eastAsia="Times New Roman" w:hAnsi="Arial" w:cs="Arial"/>
+          <w:sz w:val="22"/>
+          <w:szCs w:val="22"/>
+        </w:rPr>
+      </w:pPr>
+    </w:p>
+    <w:p>
+      <w:pPr>
+        <w:spacing w:line="360" w:lineRule="auto"/>
+        <w:ind w:left="360"/>
+        <w:rPr>
+          <w:rFonts w:ascii="Arial" w:eastAsia="Times New Roman" w:hAnsi="Arial" w:cs="Arial"/>
+          <w:sz w:val="22"/>
+          <w:szCs w:val="22"/>
+        </w:rPr>
+      </w:pPr>
+    </w:p>
+    <w:p>
+      <w:pPr>
+        <w:pStyle w:val="Ttulo2"/>
+        <w:spacing w:line="360" w:lineRule="auto"/>
+        <w:rPr>
+          <w:rFonts w:ascii="Arial" w:eastAsia="Times New Roman" w:hAnsi="Arial" w:cs="Arial"/>
           <w:sz w:val="40"/>
           <w:szCs w:val="40"/>
         </w:rPr>
-        <w:t>:</w:t>
-      </w:r>
-    </w:p>
-    <w:p>
-      <w:pPr>
-        <w:spacing w:line="276" w:lineRule="auto"/>
-        <w:rPr>
-          <w:rFonts w:ascii="Arial" w:eastAsia="Times New Roman" w:hAnsi="Arial" w:cs="Arial"/>
-          <w:sz w:val="22"/>
-          <w:szCs w:val="22"/>
-        </w:rPr>
-      </w:pPr>
-    </w:p>
-    <w:p>
-      <w:pPr>
-        <w:spacing w:line="276" w:lineRule="auto"/>
+      </w:pPr>
+      <w:r>
+        <w:rPr>
+          <w:rFonts w:ascii="Arial" w:eastAsia="Times New Roman" w:hAnsi="Arial" w:cs="Arial"/>
+          <w:sz w:val="40"/>
+          <w:szCs w:val="40"/>
+        </w:rPr>
+        <w:t>Luis Fernando Almeida De Oliveira</w:t>
+      </w:r>
+    </w:p>
+    <w:p>
+      <w:pPr>
+        <w:spacing w:line="360" w:lineRule="auto"/>
         <w:rPr>
           <w:rFonts w:ascii="Arial" w:eastAsia="Times New Roman" w:hAnsi="Arial" w:cs="Arial"/>
           <w:sz w:val="22"/>
@@ -405,38 +817,12 @@
           <w:sz w:val="22"/>
           <w:szCs w:val="22"/>
         </w:rPr>
-        <w:t xml:space="preserve"> </w:t>
-      </w:r>
-      <w:r>
-        <w:rPr>
-          <w:rFonts w:ascii="Arial" w:eastAsia="Times New Roman" w:hAnsi="Arial" w:cs="Arial"/>
-          <w:sz w:val="22"/>
-          <w:szCs w:val="22"/>
-        </w:rPr>
-        <w:t>Desenvolvimento de um Aplicativo para Monitoramento de Saúde Preventiva</w:t>
-      </w:r>
-      <w:r>
-        <w:rPr>
-          <w:rFonts w:ascii="Arial" w:eastAsia="Times New Roman" w:hAnsi="Arial" w:cs="Arial"/>
-          <w:sz w:val="22"/>
-          <w:szCs w:val="22"/>
-        </w:rPr>
-        <w:t>.</w:t>
-      </w:r>
-    </w:p>
-    <w:p>
-      <w:pPr>
-        <w:spacing w:line="276" w:lineRule="auto"/>
-        <w:rPr>
-          <w:rFonts w:ascii="Arial" w:eastAsia="Times New Roman" w:hAnsi="Arial" w:cs="Arial"/>
-          <w:sz w:val="22"/>
-          <w:szCs w:val="22"/>
-        </w:rPr>
-      </w:pPr>
-    </w:p>
-    <w:p>
-      <w:pPr>
-        <w:spacing w:line="276" w:lineRule="auto"/>
+        <w:t xml:space="preserve"> Desenvolvimento de um Aplicação para Monitoramento de Áreas de Risco.</w:t>
+      </w:r>
+    </w:p>
+    <w:p>
+      <w:pPr>
+        <w:spacing w:line="360" w:lineRule="auto"/>
         <w:rPr>
           <w:rFonts w:ascii="Arial" w:eastAsia="Times New Roman" w:hAnsi="Arial" w:cs="Arial"/>
           <w:sz w:val="22"/>
@@ -459,30 +845,12 @@
           <w:sz w:val="22"/>
           <w:szCs w:val="22"/>
         </w:rPr>
-        <w:t xml:space="preserve"> </w:t>
-      </w:r>
-      <w:r>
-        <w:rPr>
-          <w:rFonts w:ascii="Arial" w:eastAsia="Times New Roman" w:hAnsi="Arial" w:cs="Arial"/>
-          <w:sz w:val="22"/>
-          <w:szCs w:val="22"/>
-        </w:rPr>
-        <w:t>Tecnologia da Informação / Saúde Digital (e-Health / m-Health)</w:t>
-      </w:r>
-    </w:p>
-    <w:p>
-      <w:pPr>
-        <w:spacing w:line="276" w:lineRule="auto"/>
-        <w:rPr>
-          <w:rFonts w:ascii="Arial" w:eastAsia="Times New Roman" w:hAnsi="Arial" w:cs="Arial"/>
-          <w:sz w:val="22"/>
-          <w:szCs w:val="22"/>
-        </w:rPr>
-      </w:pPr>
-    </w:p>
-    <w:p>
-      <w:pPr>
-        <w:spacing w:line="276" w:lineRule="auto"/>
+        <w:t xml:space="preserve"> Tecnologia da Informação / Segurança.</w:t>
+      </w:r>
+    </w:p>
+    <w:p>
+      <w:pPr>
+        <w:spacing w:line="360" w:lineRule="auto"/>
         <w:rPr>
           <w:rFonts w:ascii="Arial" w:eastAsia="Times New Roman" w:hAnsi="Arial" w:cs="Arial"/>
           <w:sz w:val="22"/>
@@ -505,46 +873,12 @@
           <w:sz w:val="22"/>
           <w:szCs w:val="22"/>
         </w:rPr>
-        <w:t xml:space="preserve"> </w:t>
-      </w:r>
-      <w:r>
-        <w:rPr>
-          <w:rFonts w:ascii="Arial" w:eastAsia="Times New Roman" w:hAnsi="Arial" w:cs="Arial"/>
-          <w:sz w:val="22"/>
-          <w:szCs w:val="22"/>
-        </w:rPr>
-        <w:t>Adultos com doenças crônicas (diabetes, hipertensão</w:t>
-      </w:r>
-      <w:r>
-        <w:rPr>
-          <w:rFonts w:ascii="Arial" w:eastAsia="Times New Roman" w:hAnsi="Arial" w:cs="Arial"/>
-          <w:sz w:val="22"/>
-          <w:szCs w:val="22"/>
-        </w:rPr>
-        <w:t>, etc...</w:t>
-      </w:r>
-      <w:r>
-        <w:rPr>
-          <w:rFonts w:ascii="Arial" w:eastAsia="Times New Roman" w:hAnsi="Arial" w:cs="Arial"/>
-          <w:sz w:val="22"/>
-          <w:szCs w:val="22"/>
-        </w:rPr>
-        <w:t>).</w:t>
-      </w:r>
-    </w:p>
-    <w:p>
-      <w:pPr>
-        <w:spacing w:line="276" w:lineRule="auto"/>
-        <w:rPr>
-          <w:rFonts w:ascii="Arial" w:eastAsia="Times New Roman" w:hAnsi="Arial" w:cs="Arial"/>
-          <w:sz w:val="22"/>
-          <w:szCs w:val="22"/>
-        </w:rPr>
-      </w:pPr>
-    </w:p>
-    <w:p>
-      <w:pPr>
-        <w:spacing w:line="276" w:lineRule="auto"/>
+        <w:t xml:space="preserve"> Pessoas que moram em àrea de risco.</w:t>
+      </w:r>
+    </w:p>
+    <w:p>
+      <w:pPr>
+        <w:spacing w:line="360" w:lineRule="auto"/>
         <w:rPr>
           <w:rFonts w:ascii="Arial" w:eastAsia="Times New Roman" w:hAnsi="Arial" w:cs="Arial"/>
           <w:sz w:val="22"/>
@@ -559,57 +893,48 @@
           <w:sz w:val="22"/>
           <w:szCs w:val="22"/>
         </w:rPr>
-        <w:lastRenderedPageBreak/>
         <w:t>Problematização:</w:t>
       </w:r>
       <w:r>
         <w:rPr>
           <w:rFonts w:ascii="Arial" w:eastAsia="Times New Roman" w:hAnsi="Arial" w:cs="Arial"/>
+          <w:sz w:val="22"/>
+          <w:szCs w:val="22"/>
+        </w:rPr>
+        <w:t xml:space="preserve"> falta de segurança nos locais</w:t>
+      </w:r>
+    </w:p>
+    <w:p>
+      <w:pPr>
+        <w:spacing w:line="360" w:lineRule="auto"/>
+        <w:rPr>
+          <w:rFonts w:ascii="Arial" w:eastAsia="Times New Roman" w:hAnsi="Arial" w:cs="Arial"/>
+          <w:sz w:val="22"/>
+          <w:szCs w:val="22"/>
+        </w:rPr>
+      </w:pPr>
+      <w:r>
+        <w:rPr>
+          <w:rFonts w:ascii="Arial" w:eastAsia="Times New Roman" w:hAnsi="Arial" w:cs="Arial"/>
           <w:b/>
           <w:bCs/>
           <w:sz w:val="22"/>
           <w:szCs w:val="22"/>
         </w:rPr>
-        <w:t xml:space="preserve"> </w:t>
-      </w:r>
-      <w:r>
-        <w:rPr>
-          <w:rFonts w:ascii="Arial" w:eastAsia="Times New Roman" w:hAnsi="Arial" w:cs="Arial"/>
-          <w:sz w:val="22"/>
-          <w:szCs w:val="22"/>
-        </w:rPr>
-        <w:t>Falta de acompanhamento contínuo</w:t>
-      </w:r>
-      <w:r>
-        <w:rPr>
-          <w:rFonts w:ascii="Arial" w:eastAsia="Times New Roman" w:hAnsi="Arial" w:cs="Arial"/>
-          <w:sz w:val="22"/>
-          <w:szCs w:val="22"/>
-        </w:rPr>
-        <w:t>, logo,</w:t>
-      </w:r>
-      <w:r>
-        <w:rPr>
-          <w:rFonts w:ascii="Arial" w:eastAsia="Times New Roman" w:hAnsi="Arial" w:cs="Arial"/>
-          <w:sz w:val="22"/>
-          <w:szCs w:val="22"/>
-        </w:rPr>
-        <w:t xml:space="preserve"> leva a complicações graves.</w:t>
-      </w:r>
-    </w:p>
-    <w:p>
-      <w:pPr>
-        <w:spacing w:line="276" w:lineRule="auto"/>
-        <w:rPr>
-          <w:rFonts w:ascii="Arial" w:eastAsia="Times New Roman" w:hAnsi="Arial" w:cs="Arial"/>
-          <w:sz w:val="22"/>
-          <w:szCs w:val="22"/>
-        </w:rPr>
-      </w:pPr>
-    </w:p>
-    <w:p>
-      <w:pPr>
-        <w:spacing w:line="276" w:lineRule="auto"/>
+        <w:t>Pergunta problema:</w:t>
+      </w:r>
+      <w:r>
+        <w:rPr>
+          <w:rFonts w:ascii="Arial" w:eastAsia="Times New Roman" w:hAnsi="Arial" w:cs="Arial"/>
+          <w:sz w:val="22"/>
+          <w:szCs w:val="22"/>
+        </w:rPr>
+        <w:t xml:space="preserve"> Como um aplicativo pode auxiliar no monitoramento preventivo da segurança?</w:t>
+      </w:r>
+    </w:p>
+    <w:p>
+      <w:pPr>
+        <w:spacing w:line="360" w:lineRule="auto"/>
         <w:rPr>
           <w:rFonts w:ascii="Arial" w:eastAsia="Times New Roman" w:hAnsi="Arial" w:cs="Arial"/>
           <w:sz w:val="22"/>
@@ -624,543 +949,6 @@
           <w:sz w:val="22"/>
           <w:szCs w:val="22"/>
         </w:rPr>
-        <w:t>Pergunta problema:</w:t>
-      </w:r>
-      <w:r>
-        <w:rPr>
-          <w:rFonts w:ascii="Arial" w:eastAsia="Times New Roman" w:hAnsi="Arial" w:cs="Arial"/>
-          <w:sz w:val="22"/>
-          <w:szCs w:val="22"/>
-        </w:rPr>
-        <w:t xml:space="preserve"> </w:t>
-      </w:r>
-      <w:r>
-        <w:rPr>
-          <w:rFonts w:ascii="Arial" w:eastAsia="Times New Roman" w:hAnsi="Arial" w:cs="Arial"/>
-          <w:sz w:val="22"/>
-          <w:szCs w:val="22"/>
-        </w:rPr>
-        <w:t>Como um aplicativo pode auxiliar no monitoramento preventivo da saúde?</w:t>
-      </w:r>
-    </w:p>
-    <w:p>
-      <w:pPr>
-        <w:spacing w:line="276" w:lineRule="auto"/>
-        <w:rPr>
-          <w:rFonts w:ascii="Arial" w:eastAsia="Times New Roman" w:hAnsi="Arial" w:cs="Arial"/>
-          <w:sz w:val="22"/>
-          <w:szCs w:val="22"/>
-        </w:rPr>
-      </w:pPr>
-    </w:p>
-    <w:p>
-      <w:pPr>
-        <w:spacing w:line="276" w:lineRule="auto"/>
-        <w:rPr>
-          <w:rFonts w:ascii="Arial" w:eastAsia="Times New Roman" w:hAnsi="Arial" w:cs="Arial"/>
-          <w:sz w:val="22"/>
-          <w:szCs w:val="22"/>
-        </w:rPr>
-      </w:pPr>
-      <w:r>
-        <w:rPr>
-          <w:rFonts w:ascii="Arial" w:eastAsia="Times New Roman" w:hAnsi="Arial" w:cs="Arial"/>
-          <w:b/>
-          <w:bCs/>
-          <w:sz w:val="22"/>
-          <w:szCs w:val="22"/>
-        </w:rPr>
-        <w:t>Justificativa:</w:t>
-      </w:r>
-      <w:r>
-        <w:rPr>
-          <w:rFonts w:ascii="Arial" w:eastAsia="Times New Roman" w:hAnsi="Arial" w:cs="Arial"/>
-          <w:b/>
-          <w:bCs/>
-          <w:sz w:val="22"/>
-          <w:szCs w:val="22"/>
-        </w:rPr>
-        <w:t xml:space="preserve"> </w:t>
-      </w:r>
-      <w:r>
-        <w:rPr>
-          <w:rFonts w:ascii="Arial" w:eastAsia="Times New Roman" w:hAnsi="Arial" w:cs="Arial"/>
-          <w:sz w:val="22"/>
-          <w:szCs w:val="22"/>
-        </w:rPr>
-        <w:t>com a demarcação dos locais de riscos e possível interação com as câmeras públicas, para auxiliar na ocorrência do processo.</w:t>
-      </w:r>
-    </w:p>
-    <w:p>
-      <w:pPr>
-        <w:spacing w:line="276" w:lineRule="auto"/>
-        <w:rPr>
-          <w:rFonts w:ascii="Arial" w:eastAsia="Times New Roman" w:hAnsi="Arial" w:cs="Arial"/>
-          <w:sz w:val="22"/>
-          <w:szCs w:val="22"/>
-        </w:rPr>
-      </w:pPr>
-    </w:p>
-    <w:p>
-      <w:pPr>
-        <w:pStyle w:val="PargrafodaLista"/>
-        <w:spacing w:line="276" w:lineRule="auto"/>
-        <w:rPr>
-          <w:rFonts w:ascii="Arial" w:eastAsia="Times New Roman" w:hAnsi="Arial" w:cs="Arial"/>
-          <w:sz w:val="22"/>
-          <w:szCs w:val="22"/>
-        </w:rPr>
-      </w:pPr>
-      <w:r>
-        <w:rPr>
-          <w:rFonts w:ascii="Arial" w:eastAsia="Times New Roman" w:hAnsi="Arial" w:cs="Arial"/>
-          <w:sz w:val="22"/>
-          <w:szCs w:val="22"/>
-        </w:rPr>
-        <w:t>O aplicativo pode:</w:t>
-      </w:r>
-    </w:p>
-    <w:p>
-      <w:pPr>
-        <w:pStyle w:val="PargrafodaLista"/>
-        <w:spacing w:line="276" w:lineRule="auto"/>
-        <w:rPr>
-          <w:rFonts w:ascii="Arial" w:eastAsia="Times New Roman" w:hAnsi="Arial" w:cs="Arial"/>
-          <w:sz w:val="22"/>
-          <w:szCs w:val="22"/>
-        </w:rPr>
-      </w:pPr>
-    </w:p>
-    <w:p>
-      <w:pPr>
-        <w:pStyle w:val="PargrafodaLista"/>
-        <w:numPr>
-          <w:ilvl w:val="0"/>
-          <w:numId w:val="4"/>
-        </w:numPr>
-        <w:spacing w:line="276" w:lineRule="auto"/>
-        <w:rPr>
-          <w:rFonts w:ascii="Arial" w:eastAsia="Times New Roman" w:hAnsi="Arial" w:cs="Arial"/>
-          <w:sz w:val="22"/>
-          <w:szCs w:val="22"/>
-        </w:rPr>
-      </w:pPr>
-      <w:r>
-        <w:rPr>
-          <w:rFonts w:ascii="Arial" w:eastAsia="Times New Roman" w:hAnsi="Arial" w:cs="Arial"/>
-          <w:sz w:val="22"/>
-          <w:szCs w:val="22"/>
-        </w:rPr>
-        <w:t>Demonstrar áreas de risco utilizandon GPS em tempo real.</w:t>
-      </w:r>
-    </w:p>
-    <w:p>
-      <w:pPr>
-        <w:pStyle w:val="PargrafodaLista"/>
-        <w:numPr>
-          <w:ilvl w:val="0"/>
-          <w:numId w:val="4"/>
-        </w:numPr>
-        <w:spacing w:line="276" w:lineRule="auto"/>
-        <w:rPr>
-          <w:rFonts w:ascii="Arial" w:eastAsia="Times New Roman" w:hAnsi="Arial" w:cs="Arial"/>
-          <w:sz w:val="22"/>
-          <w:szCs w:val="22"/>
-        </w:rPr>
-      </w:pPr>
-      <w:r>
-        <w:rPr>
-          <w:rFonts w:ascii="Arial" w:eastAsia="Times New Roman" w:hAnsi="Arial" w:cs="Arial"/>
-          <w:sz w:val="22"/>
-          <w:szCs w:val="22"/>
-        </w:rPr>
-        <w:t>Acionar a ocorrência para a policia.</w:t>
-      </w:r>
-    </w:p>
-    <w:p>
-      <w:pPr>
-        <w:pStyle w:val="PargrafodaLista"/>
-        <w:numPr>
-          <w:ilvl w:val="0"/>
-          <w:numId w:val="4"/>
-        </w:numPr>
-        <w:spacing w:line="276" w:lineRule="auto"/>
-        <w:rPr>
-          <w:rFonts w:ascii="Arial" w:eastAsia="Times New Roman" w:hAnsi="Arial" w:cs="Arial"/>
-          <w:sz w:val="22"/>
-          <w:szCs w:val="22"/>
-        </w:rPr>
-      </w:pPr>
-      <w:r>
-        <w:rPr>
-          <w:rFonts w:ascii="Arial" w:eastAsia="Times New Roman" w:hAnsi="Arial" w:cs="Arial"/>
-          <w:sz w:val="22"/>
-          <w:szCs w:val="22"/>
-        </w:rPr>
-        <w:t>Níveis de iluminação do local.</w:t>
-      </w:r>
-    </w:p>
-    <w:p>
-      <w:pPr>
-        <w:pStyle w:val="PargrafodaLista"/>
-        <w:spacing w:line="276" w:lineRule="auto"/>
-        <w:ind w:left="1440"/>
-        <w:rPr>
-          <w:rFonts w:ascii="Arial" w:eastAsia="Times New Roman" w:hAnsi="Arial" w:cs="Arial"/>
-          <w:sz w:val="22"/>
-          <w:szCs w:val="22"/>
-        </w:rPr>
-      </w:pPr>
-    </w:p>
-    <w:p>
-      <w:pPr>
-        <w:spacing w:line="276" w:lineRule="auto"/>
-        <w:ind w:left="360"/>
-        <w:rPr>
-          <w:rFonts w:ascii="Arial" w:eastAsia="Times New Roman" w:hAnsi="Arial" w:cs="Arial"/>
-          <w:sz w:val="22"/>
-          <w:szCs w:val="22"/>
-        </w:rPr>
-      </w:pPr>
-    </w:p>
-    <w:p>
-      <w:pPr>
-        <w:pStyle w:val="Ttulo2"/>
-        <w:rPr>
-          <w:rFonts w:eastAsia="Times New Roman"/>
-        </w:rPr>
-      </w:pPr>
-      <w:r>
-        <w:rPr>
-          <w:rFonts w:eastAsia="Times New Roman"/>
-        </w:rPr>
-        <w:t>Luis Fernando Almeida De Oliveira</w:t>
-      </w:r>
-    </w:p>
-    <w:p>
-      <w:pPr>
-        <w:spacing w:line="276" w:lineRule="auto"/>
-        <w:rPr>
-          <w:rFonts w:ascii="Arial" w:eastAsia="Times New Roman" w:hAnsi="Arial" w:cs="Arial"/>
-          <w:sz w:val="22"/>
-          <w:szCs w:val="22"/>
-        </w:rPr>
-      </w:pPr>
-    </w:p>
-    <w:p>
-      <w:pPr>
-        <w:spacing w:line="276" w:lineRule="auto"/>
-        <w:rPr>
-          <w:rFonts w:ascii="Arial" w:eastAsia="Times New Roman" w:hAnsi="Arial" w:cs="Arial"/>
-          <w:sz w:val="22"/>
-          <w:szCs w:val="22"/>
-        </w:rPr>
-      </w:pPr>
-      <w:r>
-        <w:rPr>
-          <w:rFonts w:ascii="Arial" w:eastAsia="Times New Roman" w:hAnsi="Arial" w:cs="Arial"/>
-          <w:b/>
-          <w:bCs/>
-          <w:sz w:val="22"/>
-          <w:szCs w:val="22"/>
-        </w:rPr>
-        <w:t>Tema do TCC:</w:t>
-      </w:r>
-      <w:r>
-        <w:rPr>
-          <w:rFonts w:ascii="Arial" w:eastAsia="Times New Roman" w:hAnsi="Arial" w:cs="Arial"/>
-          <w:sz w:val="22"/>
-          <w:szCs w:val="22"/>
-        </w:rPr>
-        <w:t xml:space="preserve"> </w:t>
-      </w:r>
-      <w:r>
-        <w:rPr>
-          <w:rFonts w:ascii="Arial" w:eastAsia="Times New Roman" w:hAnsi="Arial" w:cs="Arial"/>
-          <w:sz w:val="22"/>
-          <w:szCs w:val="22"/>
-        </w:rPr>
-        <w:t>Desenvolvimento de um Aplica</w:t>
-      </w:r>
-      <w:r>
-        <w:rPr>
-          <w:rFonts w:ascii="Arial" w:eastAsia="Times New Roman" w:hAnsi="Arial" w:cs="Arial"/>
-          <w:sz w:val="22"/>
-          <w:szCs w:val="22"/>
-        </w:rPr>
-        <w:t>ção</w:t>
-      </w:r>
-      <w:r>
-        <w:rPr>
-          <w:rFonts w:ascii="Arial" w:eastAsia="Times New Roman" w:hAnsi="Arial" w:cs="Arial"/>
-          <w:sz w:val="22"/>
-          <w:szCs w:val="22"/>
-        </w:rPr>
-        <w:t xml:space="preserve"> para Monitoramento de</w:t>
-      </w:r>
-      <w:r>
-        <w:rPr>
-          <w:rFonts w:ascii="Arial" w:eastAsia="Times New Roman" w:hAnsi="Arial" w:cs="Arial"/>
-          <w:sz w:val="22"/>
-          <w:szCs w:val="22"/>
-        </w:rPr>
-        <w:t xml:space="preserve"> Áreas de Risco.</w:t>
-      </w:r>
-    </w:p>
-    <w:p>
-      <w:pPr>
-        <w:spacing w:line="276" w:lineRule="auto"/>
-        <w:rPr>
-          <w:rFonts w:ascii="Arial" w:eastAsia="Times New Roman" w:hAnsi="Arial" w:cs="Arial"/>
-          <w:sz w:val="22"/>
-          <w:szCs w:val="22"/>
-        </w:rPr>
-      </w:pPr>
-    </w:p>
-    <w:p>
-      <w:pPr>
-        <w:spacing w:line="276" w:lineRule="auto"/>
-        <w:rPr>
-          <w:rFonts w:ascii="Arial" w:eastAsia="Times New Roman" w:hAnsi="Arial" w:cs="Arial"/>
-          <w:sz w:val="22"/>
-          <w:szCs w:val="22"/>
-        </w:rPr>
-      </w:pPr>
-      <w:r>
-        <w:rPr>
-          <w:rFonts w:ascii="Arial" w:eastAsia="Times New Roman" w:hAnsi="Arial" w:cs="Arial"/>
-          <w:b/>
-          <w:bCs/>
-          <w:sz w:val="22"/>
-          <w:szCs w:val="22"/>
-        </w:rPr>
-        <w:t>Área do Tema:</w:t>
-      </w:r>
-      <w:r>
-        <w:rPr>
-          <w:rFonts w:ascii="Arial" w:eastAsia="Times New Roman" w:hAnsi="Arial" w:cs="Arial"/>
-          <w:sz w:val="22"/>
-          <w:szCs w:val="22"/>
-        </w:rPr>
-        <w:t xml:space="preserve"> </w:t>
-      </w:r>
-      <w:r>
-        <w:rPr>
-          <w:rFonts w:ascii="Arial" w:eastAsia="Times New Roman" w:hAnsi="Arial" w:cs="Arial"/>
-          <w:sz w:val="22"/>
-          <w:szCs w:val="22"/>
-        </w:rPr>
-        <w:t>Tecnologia da Informação / S</w:t>
-      </w:r>
-      <w:r>
-        <w:rPr>
-          <w:rFonts w:ascii="Arial" w:eastAsia="Times New Roman" w:hAnsi="Arial" w:cs="Arial"/>
-          <w:sz w:val="22"/>
-          <w:szCs w:val="22"/>
-        </w:rPr>
-        <w:t>egurança</w:t>
-      </w:r>
-      <w:r>
-        <w:rPr>
-          <w:rFonts w:ascii="Arial" w:eastAsia="Times New Roman" w:hAnsi="Arial" w:cs="Arial"/>
-          <w:sz w:val="22"/>
-          <w:szCs w:val="22"/>
-        </w:rPr>
-        <w:t>.</w:t>
-      </w:r>
-    </w:p>
-    <w:p>
-      <w:pPr>
-        <w:spacing w:line="276" w:lineRule="auto"/>
-        <w:rPr>
-          <w:rFonts w:ascii="Arial" w:eastAsia="Times New Roman" w:hAnsi="Arial" w:cs="Arial"/>
-          <w:sz w:val="22"/>
-          <w:szCs w:val="22"/>
-        </w:rPr>
-      </w:pPr>
-    </w:p>
-    <w:p>
-      <w:pPr>
-        <w:spacing w:line="276" w:lineRule="auto"/>
-        <w:rPr>
-          <w:rFonts w:ascii="Arial" w:eastAsia="Times New Roman" w:hAnsi="Arial" w:cs="Arial"/>
-          <w:sz w:val="22"/>
-          <w:szCs w:val="22"/>
-        </w:rPr>
-      </w:pPr>
-      <w:r>
-        <w:rPr>
-          <w:rFonts w:ascii="Arial" w:eastAsia="Times New Roman" w:hAnsi="Arial" w:cs="Arial"/>
-          <w:b/>
-          <w:bCs/>
-          <w:sz w:val="22"/>
-          <w:szCs w:val="22"/>
-        </w:rPr>
-        <w:t>Público-Alvo:</w:t>
-      </w:r>
-      <w:r>
-        <w:rPr>
-          <w:rFonts w:ascii="Arial" w:eastAsia="Times New Roman" w:hAnsi="Arial" w:cs="Arial"/>
-          <w:sz w:val="22"/>
-          <w:szCs w:val="22"/>
-        </w:rPr>
-        <w:t xml:space="preserve"> </w:t>
-      </w:r>
-      <w:r>
-        <w:rPr>
-          <w:rFonts w:ascii="Arial" w:eastAsia="Times New Roman" w:hAnsi="Arial" w:cs="Arial"/>
-          <w:sz w:val="22"/>
-          <w:szCs w:val="22"/>
-        </w:rPr>
-        <w:t>Pessoas que moram em àrea de risco.</w:t>
-      </w:r>
-    </w:p>
-    <w:p>
-      <w:pPr>
-        <w:spacing w:line="276" w:lineRule="auto"/>
-        <w:rPr>
-          <w:rFonts w:ascii="Arial" w:eastAsia="Times New Roman" w:hAnsi="Arial" w:cs="Arial"/>
-          <w:sz w:val="22"/>
-          <w:szCs w:val="22"/>
-        </w:rPr>
-      </w:pPr>
-    </w:p>
-    <w:p>
-      <w:pPr>
-        <w:spacing w:line="276" w:lineRule="auto"/>
-        <w:rPr>
-          <w:rFonts w:ascii="Arial" w:eastAsia="Times New Roman" w:hAnsi="Arial" w:cs="Arial"/>
-          <w:sz w:val="22"/>
-          <w:szCs w:val="22"/>
-        </w:rPr>
-      </w:pPr>
-      <w:r>
-        <w:rPr>
-          <w:rFonts w:ascii="Arial" w:eastAsia="Times New Roman" w:hAnsi="Arial" w:cs="Arial"/>
-          <w:b/>
-          <w:bCs/>
-          <w:sz w:val="22"/>
-          <w:szCs w:val="22"/>
-        </w:rPr>
-        <w:t>Problematização:</w:t>
-      </w:r>
-      <w:r>
-        <w:rPr>
-          <w:rFonts w:ascii="Arial" w:eastAsia="Times New Roman" w:hAnsi="Arial" w:cs="Arial"/>
-          <w:sz w:val="22"/>
-          <w:szCs w:val="22"/>
-        </w:rPr>
-        <w:t xml:space="preserve"> falta de segurança nos locais.</w:t>
-      </w:r>
-    </w:p>
-    <w:p>
-      <w:pPr>
-        <w:spacing w:line="276" w:lineRule="auto"/>
-        <w:rPr>
-          <w:rFonts w:ascii="Arial" w:eastAsia="Times New Roman" w:hAnsi="Arial" w:cs="Arial"/>
-          <w:sz w:val="22"/>
-          <w:szCs w:val="22"/>
-        </w:rPr>
-      </w:pPr>
-    </w:p>
-    <w:p>
-      <w:pPr>
-        <w:spacing w:line="276" w:lineRule="auto"/>
-        <w:rPr>
-          <w:rFonts w:ascii="Arial" w:eastAsia="Times New Roman" w:hAnsi="Arial" w:cs="Arial"/>
-          <w:sz w:val="22"/>
-          <w:szCs w:val="22"/>
-        </w:rPr>
-      </w:pPr>
-      <w:r>
-        <w:rPr>
-          <w:rFonts w:ascii="Arial" w:eastAsia="Times New Roman" w:hAnsi="Arial" w:cs="Arial"/>
-          <w:b/>
-          <w:bCs/>
-          <w:sz w:val="22"/>
-          <w:szCs w:val="22"/>
-        </w:rPr>
-        <w:t>Pergunta problema:</w:t>
-      </w:r>
-      <w:r>
-        <w:rPr>
-          <w:rFonts w:ascii="Arial" w:eastAsia="Times New Roman" w:hAnsi="Arial" w:cs="Arial"/>
-          <w:sz w:val="22"/>
-          <w:szCs w:val="22"/>
-        </w:rPr>
-        <w:t xml:space="preserve"> </w:t>
-      </w:r>
-      <w:r>
-        <w:rPr>
-          <w:rFonts w:ascii="Arial" w:eastAsia="Times New Roman" w:hAnsi="Arial" w:cs="Arial"/>
-          <w:sz w:val="22"/>
-          <w:szCs w:val="22"/>
-        </w:rPr>
-        <w:t xml:space="preserve">Como um aplicativo pode auxiliar no monitoramento preventivo da </w:t>
-      </w:r>
-      <w:r>
-        <w:rPr>
-          <w:rFonts w:ascii="Arial" w:eastAsia="Times New Roman" w:hAnsi="Arial" w:cs="Arial"/>
-          <w:sz w:val="22"/>
-          <w:szCs w:val="22"/>
-        </w:rPr>
-        <w:t>segurança</w:t>
-      </w:r>
-      <w:r>
-        <w:rPr>
-          <w:rFonts w:ascii="Arial" w:eastAsia="Times New Roman" w:hAnsi="Arial" w:cs="Arial"/>
-          <w:sz w:val="22"/>
-          <w:szCs w:val="22"/>
-        </w:rPr>
-        <w:t>?</w:t>
-      </w:r>
-    </w:p>
-    <w:p>
-      <w:pPr>
-        <w:spacing w:line="276" w:lineRule="auto"/>
-        <w:rPr>
-          <w:rFonts w:ascii="Arial" w:eastAsia="Times New Roman" w:hAnsi="Arial" w:cs="Arial"/>
-          <w:sz w:val="22"/>
-          <w:szCs w:val="22"/>
-        </w:rPr>
-      </w:pPr>
-      <w:r>
-        <w:rPr>
-          <w:rFonts w:ascii="Arial" w:eastAsia="Times New Roman" w:hAnsi="Arial" w:cs="Arial"/>
-          <w:sz w:val="22"/>
-          <w:szCs w:val="22"/>
-        </w:rPr>
-        <w:tab/>
-        <w:t>-</w:t>
-      </w:r>
-    </w:p>
-    <w:p>
-      <w:pPr>
-        <w:spacing w:line="276" w:lineRule="auto"/>
-        <w:rPr>
-          <w:rFonts w:ascii="Arial" w:eastAsia="Times New Roman" w:hAnsi="Arial" w:cs="Arial"/>
-          <w:sz w:val="22"/>
-          <w:szCs w:val="22"/>
-        </w:rPr>
-      </w:pPr>
-    </w:p>
-    <w:p>
-      <w:pPr>
-        <w:spacing w:line="276" w:lineRule="auto"/>
-        <w:rPr>
-          <w:rFonts w:ascii="Arial" w:eastAsia="Times New Roman" w:hAnsi="Arial" w:cs="Arial"/>
-          <w:sz w:val="22"/>
-          <w:szCs w:val="22"/>
-        </w:rPr>
-      </w:pPr>
-      <w:r>
-        <w:rPr>
-          <w:rFonts w:ascii="Arial" w:eastAsia="Times New Roman" w:hAnsi="Arial" w:cs="Arial"/>
-          <w:b/>
-          <w:bCs/>
-          <w:sz w:val="22"/>
-          <w:szCs w:val="22"/>
-        </w:rPr>
         <w:t xml:space="preserve">Justificativa: </w:t>
       </w:r>
       <w:r>
@@ -1182,7 +970,7 @@
     </w:p>
     <w:p>
       <w:pPr>
-        <w:spacing w:line="276" w:lineRule="auto"/>
+        <w:spacing w:line="360" w:lineRule="auto"/>
         <w:rPr>
           <w:rFonts w:ascii="Arial" w:eastAsia="Times New Roman" w:hAnsi="Arial" w:cs="Arial"/>
           <w:sz w:val="22"/>
@@ -1206,7 +994,7 @@
           <w:ilvl w:val="0"/>
           <w:numId w:val="3"/>
         </w:numPr>
-        <w:spacing w:line="276" w:lineRule="auto"/>
+        <w:spacing w:line="360" w:lineRule="auto"/>
         <w:rPr>
           <w:rFonts w:ascii="Arial" w:eastAsia="Times New Roman" w:hAnsi="Arial" w:cs="Arial"/>
           <w:sz w:val="22"/>
@@ -1229,7 +1017,7 @@
           <w:ilvl w:val="0"/>
           <w:numId w:val="3"/>
         </w:numPr>
-        <w:spacing w:line="276" w:lineRule="auto"/>
+        <w:spacing w:line="360" w:lineRule="auto"/>
         <w:rPr>
           <w:rFonts w:ascii="Arial" w:eastAsia="Times New Roman" w:hAnsi="Arial" w:cs="Arial"/>
           <w:sz w:val="22"/>
@@ -1252,45 +1040,44 @@
           <w:ilvl w:val="0"/>
           <w:numId w:val="3"/>
         </w:numPr>
-        <w:spacing w:line="276" w:lineRule="auto"/>
-        <w:rPr>
-          <w:rFonts w:ascii="Arial" w:eastAsia="Times New Roman" w:hAnsi="Arial" w:cs="Arial"/>
-          <w:sz w:val="22"/>
-          <w:szCs w:val="22"/>
-        </w:rPr>
-      </w:pPr>
-      <w:r>
-        <w:rPr>
-          <w:rFonts w:ascii="Arial" w:eastAsia="Times New Roman" w:hAnsi="Arial" w:cs="Arial"/>
-          <w:sz w:val="22"/>
-          <w:szCs w:val="22"/>
-        </w:rPr>
-        <w:lastRenderedPageBreak/>
+        <w:spacing w:line="360" w:lineRule="auto"/>
+        <w:rPr>
+          <w:rFonts w:ascii="Arial" w:eastAsia="Times New Roman" w:hAnsi="Arial" w:cs="Arial"/>
+          <w:sz w:val="22"/>
+          <w:szCs w:val="22"/>
+        </w:rPr>
+      </w:pPr>
+      <w:r>
+        <w:rPr>
+          <w:rFonts w:ascii="Arial" w:eastAsia="Times New Roman" w:hAnsi="Arial" w:cs="Arial"/>
+          <w:sz w:val="22"/>
+          <w:szCs w:val="22"/>
+        </w:rPr>
         <w:t>Níveis de iluminação do local.</w:t>
       </w:r>
     </w:p>
     <w:p>
       <w:pPr>
         <w:pStyle w:val="Ttulo2"/>
-        <w:rPr>
-          <w:rFonts w:eastAsia="Times New Roman"/>
-        </w:rPr>
-      </w:pPr>
-    </w:p>
-    <w:p>
-      <w:pPr>
-        <w:pStyle w:val="PargrafodaLista"/>
-        <w:spacing w:line="276" w:lineRule="auto"/>
-        <w:rPr>
-          <w:rFonts w:ascii="Arial" w:eastAsia="Times New Roman" w:hAnsi="Arial" w:cs="Arial"/>
-          <w:sz w:val="22"/>
-          <w:szCs w:val="22"/>
-        </w:rPr>
-      </w:pPr>
-    </w:p>
-    <w:p>
-      <w:pPr>
-        <w:spacing w:line="276" w:lineRule="auto"/>
+        <w:spacing w:line="360" w:lineRule="auto"/>
+        <w:rPr>
+          <w:rFonts w:ascii="Arial" w:eastAsia="Times New Roman" w:hAnsi="Arial" w:cs="Arial"/>
+          <w:sz w:val="40"/>
+          <w:szCs w:val="40"/>
+        </w:rPr>
+      </w:pPr>
+      <w:r>
+        <w:rPr>
+          <w:rFonts w:ascii="Arial" w:eastAsia="Times New Roman" w:hAnsi="Arial" w:cs="Arial"/>
+          <w:sz w:val="40"/>
+          <w:szCs w:val="40"/>
+        </w:rPr>
+        <w:t>Julio Cesar</w:t>
+      </w:r>
+    </w:p>
+    <w:p>
+      <w:pPr>
+        <w:spacing w:line="360" w:lineRule="auto"/>
         <w:rPr>
           <w:rFonts w:ascii="Arial" w:eastAsia="Times New Roman" w:hAnsi="Arial" w:cs="Arial"/>
           <w:sz w:val="22"/>
@@ -1313,62 +1100,12 @@
           <w:sz w:val="22"/>
           <w:szCs w:val="22"/>
         </w:rPr>
-        <w:t xml:space="preserve"> </w:t>
-      </w:r>
-      <w:r>
-        <w:rPr>
-          <w:rFonts w:ascii="Arial" w:eastAsia="Times New Roman" w:hAnsi="Arial" w:cs="Arial"/>
-          <w:sz w:val="22"/>
-          <w:szCs w:val="22"/>
-        </w:rPr>
-        <w:t>Desenvolvimento de um Aplica</w:t>
-      </w:r>
-      <w:r>
-        <w:rPr>
-          <w:rFonts w:ascii="Arial" w:eastAsia="Times New Roman" w:hAnsi="Arial" w:cs="Arial"/>
-          <w:sz w:val="22"/>
-          <w:szCs w:val="22"/>
-        </w:rPr>
-        <w:t>ção</w:t>
-      </w:r>
-      <w:r>
-        <w:rPr>
-          <w:rFonts w:ascii="Arial" w:eastAsia="Times New Roman" w:hAnsi="Arial" w:cs="Arial"/>
-          <w:sz w:val="22"/>
-          <w:szCs w:val="22"/>
-        </w:rPr>
-        <w:t xml:space="preserve"> para </w:t>
-      </w:r>
-      <w:r>
-        <w:rPr>
-          <w:rFonts w:ascii="Arial" w:eastAsia="Times New Roman" w:hAnsi="Arial" w:cs="Arial"/>
-          <w:sz w:val="22"/>
-          <w:szCs w:val="22"/>
-        </w:rPr>
-        <w:t>ver o valor da coleção</w:t>
-      </w:r>
-      <w:r>
-        <w:rPr>
-          <w:rFonts w:ascii="Arial" w:eastAsia="Times New Roman" w:hAnsi="Arial" w:cs="Arial"/>
-          <w:sz w:val="22"/>
-          <w:szCs w:val="22"/>
-        </w:rPr>
-        <w:t>.</w:t>
-      </w:r>
-    </w:p>
-    <w:p>
-      <w:pPr>
-        <w:spacing w:line="276" w:lineRule="auto"/>
-        <w:rPr>
-          <w:rFonts w:ascii="Arial" w:eastAsia="Times New Roman" w:hAnsi="Arial" w:cs="Arial"/>
-          <w:sz w:val="22"/>
-          <w:szCs w:val="22"/>
-        </w:rPr>
-      </w:pPr>
-    </w:p>
-    <w:p>
-      <w:pPr>
-        <w:spacing w:line="276" w:lineRule="auto"/>
+        <w:t xml:space="preserve"> Desenvolvimento de um Aplicação para ver o valor da coleção.</w:t>
+      </w:r>
+    </w:p>
+    <w:p>
+      <w:pPr>
+        <w:spacing w:line="360" w:lineRule="auto"/>
         <w:rPr>
           <w:rFonts w:ascii="Arial" w:eastAsia="Times New Roman" w:hAnsi="Arial" w:cs="Arial"/>
           <w:sz w:val="22"/>
@@ -1391,46 +1128,12 @@
           <w:sz w:val="22"/>
           <w:szCs w:val="22"/>
         </w:rPr>
-        <w:t xml:space="preserve"> </w:t>
-      </w:r>
-      <w:r>
-        <w:rPr>
-          <w:rFonts w:ascii="Arial" w:eastAsia="Times New Roman" w:hAnsi="Arial" w:cs="Arial"/>
-          <w:sz w:val="22"/>
-          <w:szCs w:val="22"/>
-        </w:rPr>
-        <w:t xml:space="preserve">Tecnologia da Informação / </w:t>
-      </w:r>
-      <w:r>
-        <w:rPr>
-          <w:rFonts w:ascii="Arial" w:eastAsia="Times New Roman" w:hAnsi="Arial" w:cs="Arial"/>
-          <w:sz w:val="22"/>
-          <w:szCs w:val="22"/>
-        </w:rPr>
-        <w:t>gestãoa de ativos digitais e financeiros</w:t>
-      </w:r>
-      <w:r>
-        <w:rPr>
-          <w:rFonts w:ascii="Arial" w:eastAsia="Times New Roman" w:hAnsi="Arial" w:cs="Arial"/>
-          <w:sz w:val="22"/>
-          <w:szCs w:val="22"/>
-        </w:rPr>
-        <w:t>.</w:t>
-      </w:r>
-    </w:p>
-    <w:p>
-      <w:pPr>
-        <w:spacing w:line="276" w:lineRule="auto"/>
-        <w:rPr>
-          <w:rFonts w:ascii="Arial" w:eastAsia="Times New Roman" w:hAnsi="Arial" w:cs="Arial"/>
-          <w:sz w:val="22"/>
-          <w:szCs w:val="22"/>
-        </w:rPr>
-      </w:pPr>
-    </w:p>
-    <w:p>
-      <w:pPr>
-        <w:spacing w:line="276" w:lineRule="auto"/>
+        <w:t xml:space="preserve"> Tecnologia da Informação / gestãoa de ativos digitais e financeiros.</w:t>
+      </w:r>
+    </w:p>
+    <w:p>
+      <w:pPr>
+        <w:spacing w:line="360" w:lineRule="auto"/>
         <w:rPr>
           <w:rFonts w:ascii="Arial" w:eastAsia="Times New Roman" w:hAnsi="Arial" w:cs="Arial"/>
           <w:sz w:val="22"/>
@@ -1453,38 +1156,12 @@
           <w:sz w:val="22"/>
           <w:szCs w:val="22"/>
         </w:rPr>
-        <w:t xml:space="preserve"> Pessoas que</w:t>
-      </w:r>
-      <w:r>
-        <w:rPr>
-          <w:rFonts w:ascii="Arial" w:eastAsia="Times New Roman" w:hAnsi="Arial" w:cs="Arial"/>
-          <w:sz w:val="22"/>
-          <w:szCs w:val="22"/>
-        </w:rPr>
-        <w:t xml:space="preserve"> tenham itens colecionáveis</w:t>
-      </w:r>
-      <w:r>
-        <w:rPr>
-          <w:rFonts w:ascii="Arial" w:eastAsia="Times New Roman" w:hAnsi="Arial" w:cs="Arial"/>
-          <w:sz w:val="22"/>
-          <w:szCs w:val="22"/>
-        </w:rPr>
-        <w:t>.</w:t>
-      </w:r>
-    </w:p>
-    <w:p>
-      <w:pPr>
-        <w:spacing w:line="276" w:lineRule="auto"/>
-        <w:rPr>
-          <w:rFonts w:ascii="Arial" w:eastAsia="Times New Roman" w:hAnsi="Arial" w:cs="Arial"/>
-          <w:sz w:val="22"/>
-          <w:szCs w:val="22"/>
-        </w:rPr>
-      </w:pPr>
-    </w:p>
-    <w:p>
-      <w:pPr>
-        <w:spacing w:line="276" w:lineRule="auto"/>
+        <w:t xml:space="preserve"> Pessoas que tenham itens colecionáveis.</w:t>
+      </w:r>
+    </w:p>
+    <w:p>
+      <w:pPr>
+        <w:spacing w:line="360" w:lineRule="auto"/>
         <w:rPr>
           <w:rFonts w:ascii="Arial" w:eastAsia="Times New Roman" w:hAnsi="Arial" w:cs="Arial"/>
           <w:sz w:val="22"/>
@@ -1507,30 +1184,12 @@
           <w:sz w:val="22"/>
           <w:szCs w:val="22"/>
         </w:rPr>
-        <w:t xml:space="preserve"> </w:t>
-      </w:r>
-      <w:r>
-        <w:rPr>
-          <w:rFonts w:ascii="Arial" w:eastAsia="Times New Roman" w:hAnsi="Arial" w:cs="Arial"/>
-          <w:sz w:val="22"/>
-          <w:szCs w:val="22"/>
-        </w:rPr>
-        <w:t>Falta de invisibilidade financeira e tomadas de decisão.</w:t>
-      </w:r>
-    </w:p>
-    <w:p>
-      <w:pPr>
-        <w:spacing w:line="276" w:lineRule="auto"/>
-        <w:rPr>
-          <w:rFonts w:ascii="Arial" w:eastAsia="Times New Roman" w:hAnsi="Arial" w:cs="Arial"/>
-          <w:sz w:val="22"/>
-          <w:szCs w:val="22"/>
-        </w:rPr>
-      </w:pPr>
-    </w:p>
-    <w:p>
-      <w:pPr>
-        <w:spacing w:line="276" w:lineRule="auto"/>
+        <w:t xml:space="preserve"> Falta de invisibilidade financeira e tomadas de decisão.</w:t>
+      </w:r>
+    </w:p>
+    <w:p>
+      <w:pPr>
+        <w:spacing w:line="360" w:lineRule="auto"/>
         <w:rPr>
           <w:rFonts w:ascii="Arial" w:eastAsia="Times New Roman" w:hAnsi="Arial" w:cs="Arial"/>
           <w:sz w:val="22"/>
@@ -1553,20 +1212,12 @@
           <w:sz w:val="22"/>
           <w:szCs w:val="22"/>
         </w:rPr>
-        <w:t xml:space="preserve"> </w:t>
-      </w:r>
-      <w:r>
-        <w:rPr>
-          <w:rFonts w:ascii="Arial" w:eastAsia="Times New Roman" w:hAnsi="Arial" w:cs="Arial"/>
-          <w:sz w:val="22"/>
-          <w:szCs w:val="22"/>
-        </w:rPr>
-        <w:t>Como centralizar o gerenciamento de coleções diversas?</w:t>
-      </w:r>
-    </w:p>
-    <w:p>
-      <w:pPr>
-        <w:spacing w:line="276" w:lineRule="auto"/>
+        <w:t xml:space="preserve"> Como centralizar o gerenciamento de coleções diversas?</w:t>
+      </w:r>
+    </w:p>
+    <w:p>
+      <w:pPr>
+        <w:spacing w:line="360" w:lineRule="auto"/>
         <w:rPr>
           <w:rFonts w:ascii="Arial" w:eastAsia="Times New Roman" w:hAnsi="Arial" w:cs="Arial"/>
           <w:sz w:val="22"/>
@@ -1584,26 +1235,7 @@
     </w:p>
     <w:p>
       <w:pPr>
-        <w:spacing w:line="276" w:lineRule="auto"/>
-        <w:rPr>
-          <w:rFonts w:ascii="Arial" w:eastAsia="Times New Roman" w:hAnsi="Arial" w:cs="Arial"/>
-          <w:sz w:val="22"/>
-          <w:szCs w:val="22"/>
-        </w:rPr>
-      </w:pPr>
-      <w:r>
-        <w:rPr>
-          <w:rFonts w:ascii="Arial" w:eastAsia="Times New Roman" w:hAnsi="Arial" w:cs="Arial"/>
-          <w:sz w:val="22"/>
-          <w:szCs w:val="22"/>
-        </w:rPr>
-        <w:tab/>
-        <w:t>-</w:t>
-      </w:r>
-    </w:p>
-    <w:p>
-      <w:pPr>
-        <w:spacing w:line="276" w:lineRule="auto"/>
+        <w:spacing w:line="360" w:lineRule="auto"/>
         <w:rPr>
           <w:rFonts w:ascii="Arial" w:eastAsia="Times New Roman" w:hAnsi="Arial" w:cs="Arial"/>
           <w:sz w:val="22"/>
@@ -1626,20 +1258,12 @@
           <w:sz w:val="22"/>
           <w:szCs w:val="22"/>
         </w:rPr>
-        <w:t>Aplicativos de saúde ajudam na prevenção e reduzem custos hospitalares.</w:t>
-      </w:r>
-      <w:r>
-        <w:rPr>
-          <w:rFonts w:ascii="Arial" w:eastAsia="Times New Roman" w:hAnsi="Arial" w:cs="Arial"/>
-          <w:sz w:val="22"/>
-          <w:szCs w:val="22"/>
-        </w:rPr>
-        <w:t xml:space="preserve"> Modelo base para ciração do aplicativo: Life360.</w:t>
-      </w:r>
-    </w:p>
-    <w:p>
-      <w:pPr>
-        <w:spacing w:line="276" w:lineRule="auto"/>
+        <w:t>Aplicativos de saúde ajudam na prevenção e reduzem custos hospitalares. Modelo base para ciração do aplicativo: Life360.</w:t>
+      </w:r>
+    </w:p>
+    <w:p>
+      <w:pPr>
+        <w:spacing w:line="360" w:lineRule="auto"/>
         <w:rPr>
           <w:rFonts w:ascii="Arial" w:eastAsia="Times New Roman" w:hAnsi="Arial" w:cs="Arial"/>
           <w:sz w:val="22"/>
@@ -1655,16 +1279,6 @@
         <w:tab/>
         <w:t>O aplicativo pode:</w:t>
       </w:r>
-    </w:p>
-    <w:p>
-      <w:pPr>
-        <w:spacing w:line="276" w:lineRule="auto"/>
-        <w:rPr>
-          <w:rFonts w:ascii="Arial" w:eastAsia="Times New Roman" w:hAnsi="Arial" w:cs="Arial"/>
-          <w:sz w:val="22"/>
-          <w:szCs w:val="22"/>
-        </w:rPr>
-      </w:pPr>
     </w:p>
     <w:p>
       <w:pPr>
@@ -1673,7 +1287,7 @@
           <w:ilvl w:val="0"/>
           <w:numId w:val="5"/>
         </w:numPr>
-        <w:spacing w:line="276" w:lineRule="auto"/>
+        <w:spacing w:line="360" w:lineRule="auto"/>
         <w:rPr>
           <w:rFonts w:ascii="Arial" w:eastAsia="Times New Roman" w:hAnsi="Arial" w:cs="Arial"/>
           <w:sz w:val="22"/>
@@ -1688,17 +1302,6 @@
         </w:rPr>
         <w:t>Leitura de código de barras/Qrcode: identificar o item automaticamente atraves pela câmera.</w:t>
       </w:r>
-    </w:p>
-    <w:p>
-      <w:pPr>
-        <w:pStyle w:val="PargrafodaLista"/>
-        <w:spacing w:line="276" w:lineRule="auto"/>
-        <w:rPr>
-          <w:rFonts w:ascii="Arial" w:eastAsia="Times New Roman" w:hAnsi="Arial" w:cs="Arial"/>
-          <w:sz w:val="22"/>
-          <w:szCs w:val="22"/>
-        </w:rPr>
-      </w:pPr>
     </w:p>
     <w:p>
       <w:pPr>
@@ -1707,7 +1310,7 @@
           <w:ilvl w:val="0"/>
           <w:numId w:val="5"/>
         </w:numPr>
-        <w:spacing w:line="276" w:lineRule="auto"/>
+        <w:spacing w:line="360" w:lineRule="auto"/>
         <w:rPr>
           <w:rFonts w:ascii="Arial" w:eastAsia="Times New Roman" w:hAnsi="Arial" w:cs="Arial"/>
           <w:sz w:val="22"/>
@@ -1722,27 +1325,6 @@
         </w:rPr>
         <w:t>Dashboard de Patrimônio: Exibir um gráfico de (Lucro e Perda) baseado na cotação atual de sites de bolsa de valores oficiais.</w:t>
       </w:r>
-    </w:p>
-    <w:p>
-      <w:pPr>
-        <w:pStyle w:val="PargrafodaLista"/>
-        <w:rPr>
-          <w:rFonts w:ascii="Arial" w:eastAsia="Times New Roman" w:hAnsi="Arial" w:cs="Arial"/>
-          <w:sz w:val="22"/>
-          <w:szCs w:val="22"/>
-        </w:rPr>
-      </w:pPr>
-    </w:p>
-    <w:p>
-      <w:pPr>
-        <w:pStyle w:val="PargrafodaLista"/>
-        <w:spacing w:line="276" w:lineRule="auto"/>
-        <w:rPr>
-          <w:rFonts w:ascii="Arial" w:eastAsia="Times New Roman" w:hAnsi="Arial" w:cs="Arial"/>
-          <w:sz w:val="22"/>
-          <w:szCs w:val="22"/>
-        </w:rPr>
-      </w:pPr>
     </w:p>
     <w:p>
       <w:pPr>
@@ -1751,7 +1333,7 @@
           <w:ilvl w:val="0"/>
           <w:numId w:val="5"/>
         </w:numPr>
-        <w:spacing w:line="276" w:lineRule="auto"/>
+        <w:spacing w:line="360" w:lineRule="auto"/>
         <w:rPr>
           <w:rFonts w:ascii="Arial" w:eastAsia="Times New Roman" w:hAnsi="Arial" w:cs="Arial"/>
           <w:sz w:val="22"/>
@@ -1766,18 +1348,6 @@
         </w:rPr>
         <w:t>Alerta de preço: Notifica o usuário quando o item baixar o preço.</w:t>
       </w:r>
-    </w:p>
-    <w:p>
-      <w:pPr>
-        <w:pStyle w:val="PargrafodaLista"/>
-        <w:spacing w:line="276" w:lineRule="auto"/>
-        <w:rPr>
-          <w:rFonts w:ascii="Arial" w:eastAsia="Times New Roman" w:hAnsi="Arial" w:cs="Arial"/>
-          <w:sz w:val="22"/>
-          <w:szCs w:val="22"/>
-          <w:u w:val="single"/>
-        </w:rPr>
-      </w:pPr>
     </w:p>
     <w:p>
       <w:pPr>
@@ -1786,7 +1356,7 @@
           <w:ilvl w:val="0"/>
           <w:numId w:val="5"/>
         </w:numPr>
-        <w:spacing w:line="276" w:lineRule="auto"/>
+        <w:spacing w:line="360" w:lineRule="auto"/>
         <w:rPr>
           <w:rFonts w:ascii="Arial" w:eastAsia="Times New Roman" w:hAnsi="Arial" w:cs="Arial"/>
           <w:sz w:val="22"/>
@@ -1804,18 +1374,34 @@
     </w:p>
     <w:p>
       <w:pPr>
-        <w:spacing w:line="276" w:lineRule="auto"/>
-        <w:rPr>
-          <w:rFonts w:ascii="Arial" w:eastAsia="Times New Roman" w:hAnsi="Arial" w:cs="Arial"/>
-          <w:sz w:val="22"/>
-          <w:szCs w:val="22"/>
+        <w:spacing w:line="360" w:lineRule="auto"/>
+        <w:rPr>
+          <w:rFonts w:ascii="Arial" w:eastAsia="Times New Roman" w:hAnsi="Arial" w:cs="Arial"/>
+          <w:sz w:val="22"/>
+          <w:szCs w:val="22"/>
+        </w:rPr>
+      </w:pPr>
+    </w:p>
+    <w:p>
+      <w:pPr>
+        <w:spacing w:line="360" w:lineRule="auto"/>
+        <w:rPr>
+          <w:rFonts w:ascii="Arial" w:hAnsi="Arial" w:cs="Arial"/>
+        </w:rPr>
+      </w:pPr>
+    </w:p>
+    <w:p>
+      <w:pPr>
+        <w:spacing w:line="360" w:lineRule="auto"/>
+        <w:rPr>
+          <w:rFonts w:ascii="Arial" w:hAnsi="Arial" w:cs="Arial"/>
         </w:rPr>
       </w:pPr>
     </w:p>
     <w:p>
       <w:pPr>
         <w:pStyle w:val="PargrafodaLista"/>
-        <w:spacing w:line="276" w:lineRule="auto"/>
+        <w:spacing w:line="360" w:lineRule="auto"/>
         <w:rPr>
           <w:rFonts w:ascii="Arial" w:eastAsia="Times New Roman" w:hAnsi="Arial" w:cs="Arial"/>
           <w:sz w:val="22"/>
@@ -1826,7 +1412,18 @@
     <w:p>
       <w:pPr>
         <w:pStyle w:val="PargrafodaLista"/>
-        <w:spacing w:line="276" w:lineRule="auto"/>
+        <w:spacing w:line="360" w:lineRule="auto"/>
+        <w:rPr>
+          <w:rFonts w:ascii="Arial" w:eastAsia="Times New Roman" w:hAnsi="Arial" w:cs="Arial"/>
+          <w:sz w:val="22"/>
+          <w:szCs w:val="22"/>
+        </w:rPr>
+      </w:pPr>
+    </w:p>
+    <w:p>
+      <w:pPr>
+        <w:pStyle w:val="PargrafodaLista"/>
+        <w:spacing w:line="360" w:lineRule="auto"/>
         <w:rPr>
           <w:rFonts w:ascii="Arial" w:eastAsia="Times New Roman" w:hAnsi="Arial" w:cs="Arial"/>
           <w:sz w:val="22"/>
@@ -1837,48 +1434,42 @@
     <w:p>
       <w:pPr>
         <w:pStyle w:val="Ttulo2"/>
-        <w:rPr>
-          <w:rFonts w:eastAsia="Times New Roman"/>
-        </w:rPr>
-      </w:pPr>
-      <w:r>
-        <w:rPr>
-          <w:rFonts w:eastAsia="Times New Roman"/>
+        <w:spacing w:line="360" w:lineRule="auto"/>
+        <w:rPr>
+          <w:rFonts w:ascii="Arial" w:eastAsia="Times New Roman" w:hAnsi="Arial" w:cs="Arial"/>
+          <w:sz w:val="40"/>
+          <w:szCs w:val="40"/>
+          <w:u w:val="single"/>
+        </w:rPr>
+      </w:pPr>
+      <w:r>
+        <w:rPr>
+          <w:rFonts w:ascii="Arial" w:eastAsia="Times New Roman" w:hAnsi="Arial" w:cs="Arial"/>
+          <w:sz w:val="40"/>
+          <w:szCs w:val="40"/>
         </w:rPr>
         <w:t>Nicole</w:t>
       </w:r>
       <w:r>
         <w:rPr>
-          <w:rFonts w:eastAsia="Times New Roman"/>
-        </w:rPr>
-        <w:t xml:space="preserve"> sousa cayres</w:t>
-      </w:r>
-    </w:p>
-    <w:p>
-      <w:pPr>
-        <w:pStyle w:val="PargrafodaLista"/>
-        <w:spacing w:line="276" w:lineRule="auto"/>
-        <w:rPr>
-          <w:rFonts w:ascii="Arial" w:eastAsia="Times New Roman" w:hAnsi="Arial" w:cs="Arial"/>
-          <w:sz w:val="22"/>
-          <w:szCs w:val="22"/>
-        </w:rPr>
-      </w:pPr>
-    </w:p>
-    <w:p>
-      <w:pPr>
-        <w:pStyle w:val="PargrafodaLista"/>
-        <w:spacing w:line="276" w:lineRule="auto"/>
-        <w:rPr>
-          <w:rFonts w:ascii="Arial" w:eastAsia="Times New Roman" w:hAnsi="Arial" w:cs="Arial"/>
-          <w:sz w:val="22"/>
-          <w:szCs w:val="22"/>
-        </w:rPr>
-      </w:pPr>
-    </w:p>
-    <w:p>
-      <w:pPr>
-        <w:spacing w:line="276" w:lineRule="auto"/>
+          <w:rFonts w:ascii="Arial" w:eastAsia="Times New Roman" w:hAnsi="Arial" w:cs="Arial"/>
+          <w:sz w:val="40"/>
+          <w:szCs w:val="40"/>
+        </w:rPr>
+        <w:t xml:space="preserve"> Sousa C</w:t>
+      </w:r>
+      <w:r>
+        <w:rPr>
+          <w:rFonts w:ascii="Arial" w:eastAsia="Times New Roman" w:hAnsi="Arial" w:cs="Arial"/>
+          <w:sz w:val="40"/>
+          <w:szCs w:val="40"/>
+        </w:rPr>
+        <w:t>ayres</w:t>
+      </w:r>
+    </w:p>
+    <w:p>
+      <w:pPr>
+        <w:spacing w:line="360" w:lineRule="auto"/>
         <w:rPr>
           <w:rFonts w:ascii="Arial" w:eastAsia="Times New Roman" w:hAnsi="Arial" w:cs="Arial"/>
           <w:sz w:val="22"/>
@@ -1893,7 +1484,6 @@
           <w:sz w:val="22"/>
           <w:szCs w:val="22"/>
         </w:rPr>
-        <w:lastRenderedPageBreak/>
         <w:t>Tema do TCC:</w:t>
       </w:r>
       <w:r>
@@ -1902,62 +1492,12 @@
           <w:sz w:val="22"/>
           <w:szCs w:val="22"/>
         </w:rPr>
-        <w:t xml:space="preserve"> </w:t>
-      </w:r>
-      <w:r>
-        <w:rPr>
-          <w:rFonts w:ascii="Arial" w:eastAsia="Times New Roman" w:hAnsi="Arial" w:cs="Arial"/>
-          <w:sz w:val="22"/>
-          <w:szCs w:val="22"/>
-        </w:rPr>
-        <w:t>Desenvolvimento de um Aplica</w:t>
-      </w:r>
-      <w:r>
-        <w:rPr>
-          <w:rFonts w:ascii="Arial" w:eastAsia="Times New Roman" w:hAnsi="Arial" w:cs="Arial"/>
-          <w:sz w:val="22"/>
-          <w:szCs w:val="22"/>
-        </w:rPr>
-        <w:t>tivo de academia</w:t>
-      </w:r>
-      <w:r>
-        <w:rPr>
-          <w:rFonts w:ascii="Arial" w:eastAsia="Times New Roman" w:hAnsi="Arial" w:cs="Arial"/>
-          <w:sz w:val="22"/>
-          <w:szCs w:val="22"/>
-        </w:rPr>
-        <w:t xml:space="preserve"> </w:t>
-      </w:r>
-      <w:r>
-        <w:rPr>
-          <w:rFonts w:ascii="Arial" w:eastAsia="Times New Roman" w:hAnsi="Arial" w:cs="Arial"/>
-          <w:sz w:val="22"/>
-          <w:szCs w:val="22"/>
-        </w:rPr>
-        <w:t xml:space="preserve">no setor de Saúde </w:t>
-      </w:r>
-      <w:r>
-        <w:rPr>
-          <w:rFonts w:ascii="Arial" w:eastAsia="Times New Roman" w:hAnsi="Arial" w:cs="Arial"/>
-          <w:sz w:val="22"/>
-          <w:szCs w:val="22"/>
-        </w:rPr>
-        <w:t>.</w:t>
-      </w:r>
-    </w:p>
-    <w:p>
-      <w:pPr>
-        <w:spacing w:line="276" w:lineRule="auto"/>
-        <w:rPr>
-          <w:rFonts w:ascii="Arial" w:eastAsia="Times New Roman" w:hAnsi="Arial" w:cs="Arial"/>
-          <w:sz w:val="22"/>
-          <w:szCs w:val="22"/>
-        </w:rPr>
-      </w:pPr>
-    </w:p>
-    <w:p>
-      <w:pPr>
-        <w:spacing w:line="276" w:lineRule="auto"/>
+        <w:t xml:space="preserve"> Desenvolvimento de um Aplicativo de academia no setor de Saúde .</w:t>
+      </w:r>
+    </w:p>
+    <w:p>
+      <w:pPr>
+        <w:spacing w:line="360" w:lineRule="auto"/>
         <w:rPr>
           <w:rFonts w:ascii="Arial" w:eastAsia="Times New Roman" w:hAnsi="Arial" w:cs="Arial"/>
           <w:sz w:val="22"/>
@@ -1980,38 +1520,12 @@
           <w:sz w:val="22"/>
           <w:szCs w:val="22"/>
         </w:rPr>
-        <w:t xml:space="preserve"> </w:t>
-      </w:r>
-      <w:r>
-        <w:rPr>
-          <w:rFonts w:ascii="Arial" w:eastAsia="Times New Roman" w:hAnsi="Arial" w:cs="Arial"/>
-          <w:sz w:val="22"/>
-          <w:szCs w:val="22"/>
-        </w:rPr>
-        <w:t xml:space="preserve">Tecnologia da Informação / </w:t>
-      </w:r>
-      <w:r>
-        <w:rPr>
-          <w:rFonts w:ascii="Arial" w:eastAsia="Times New Roman" w:hAnsi="Arial" w:cs="Arial"/>
-          <w:sz w:val="22"/>
-          <w:szCs w:val="22"/>
-        </w:rPr>
-        <w:t>Saúde / Gerenciamento</w:t>
-      </w:r>
-    </w:p>
-    <w:p>
-      <w:pPr>
-        <w:spacing w:line="276" w:lineRule="auto"/>
-        <w:rPr>
-          <w:rFonts w:ascii="Arial" w:eastAsia="Times New Roman" w:hAnsi="Arial" w:cs="Arial"/>
-          <w:sz w:val="22"/>
-          <w:szCs w:val="22"/>
-        </w:rPr>
-      </w:pPr>
-    </w:p>
-    <w:p>
-      <w:pPr>
-        <w:spacing w:line="276" w:lineRule="auto"/>
+        <w:t xml:space="preserve"> Tecnologia da Informação / Saúde / Gerenciamento</w:t>
+      </w:r>
+    </w:p>
+    <w:p>
+      <w:pPr>
+        <w:spacing w:line="360" w:lineRule="auto"/>
         <w:rPr>
           <w:rFonts w:ascii="Arial" w:eastAsia="Times New Roman" w:hAnsi="Arial" w:cs="Arial"/>
           <w:sz w:val="22"/>
@@ -2034,30 +1548,12 @@
           <w:sz w:val="22"/>
           <w:szCs w:val="22"/>
         </w:rPr>
-        <w:t xml:space="preserve"> Pessoas que </w:t>
-      </w:r>
-      <w:r>
-        <w:rPr>
-          <w:rFonts w:ascii="Arial" w:eastAsia="Times New Roman" w:hAnsi="Arial" w:cs="Arial"/>
-          <w:sz w:val="22"/>
-          <w:szCs w:val="22"/>
-        </w:rPr>
-        <w:t>prática musuclação.</w:t>
-      </w:r>
-    </w:p>
-    <w:p>
-      <w:pPr>
-        <w:spacing w:line="276" w:lineRule="auto"/>
-        <w:rPr>
-          <w:rFonts w:ascii="Arial" w:eastAsia="Times New Roman" w:hAnsi="Arial" w:cs="Arial"/>
-          <w:sz w:val="22"/>
-          <w:szCs w:val="22"/>
-        </w:rPr>
-      </w:pPr>
-    </w:p>
-    <w:p>
-      <w:pPr>
-        <w:spacing w:line="276" w:lineRule="auto"/>
+        <w:t xml:space="preserve"> Pessoas que prática musuclação.</w:t>
+      </w:r>
+    </w:p>
+    <w:p>
+      <w:pPr>
+        <w:spacing w:line="360" w:lineRule="auto"/>
         <w:rPr>
           <w:rFonts w:ascii="Arial" w:eastAsia="Times New Roman" w:hAnsi="Arial" w:cs="Arial"/>
           <w:sz w:val="22"/>
@@ -2085,17 +1581,7 @@
     </w:p>
     <w:p>
       <w:pPr>
-        <w:spacing w:line="276" w:lineRule="auto"/>
-        <w:rPr>
-          <w:rFonts w:ascii="Arial" w:eastAsia="Times New Roman" w:hAnsi="Arial" w:cs="Arial"/>
-          <w:sz w:val="22"/>
-          <w:szCs w:val="22"/>
-        </w:rPr>
-      </w:pPr>
-    </w:p>
-    <w:p>
-      <w:pPr>
-        <w:spacing w:line="276" w:lineRule="auto"/>
+        <w:spacing w:line="360" w:lineRule="auto"/>
         <w:rPr>
           <w:rFonts w:ascii="Arial" w:eastAsia="Times New Roman" w:hAnsi="Arial" w:cs="Arial"/>
           <w:sz w:val="22"/>
@@ -2123,26 +1609,7 @@
     </w:p>
     <w:p>
       <w:pPr>
-        <w:spacing w:line="276" w:lineRule="auto"/>
-        <w:rPr>
-          <w:rFonts w:ascii="Arial" w:eastAsia="Times New Roman" w:hAnsi="Arial" w:cs="Arial"/>
-          <w:sz w:val="22"/>
-          <w:szCs w:val="22"/>
-        </w:rPr>
-      </w:pPr>
-      <w:r>
-        <w:rPr>
-          <w:rFonts w:ascii="Arial" w:eastAsia="Times New Roman" w:hAnsi="Arial" w:cs="Arial"/>
-          <w:sz w:val="22"/>
-          <w:szCs w:val="22"/>
-        </w:rPr>
-        <w:tab/>
-        <w:t>-</w:t>
-      </w:r>
-    </w:p>
-    <w:p>
-      <w:pPr>
-        <w:spacing w:line="276" w:lineRule="auto"/>
+        <w:spacing w:line="360" w:lineRule="auto"/>
         <w:rPr>
           <w:rFonts w:ascii="Arial" w:eastAsia="Times New Roman" w:hAnsi="Arial" w:cs="Arial"/>
           <w:sz w:val="22"/>
@@ -2177,16 +1644,6 @@
         </w:rPr>
         <w:t>Convenhamos que o app terá um baixo custo,  as pessoas terão um plano padrão de treinos de acordo com a necessidade atual.</w:t>
       </w:r>
-    </w:p>
-    <w:p>
-      <w:pPr>
-        <w:spacing w:line="276" w:lineRule="auto"/>
-        <w:rPr>
-          <w:rFonts w:ascii="Arial" w:eastAsia="Times New Roman" w:hAnsi="Arial" w:cs="Arial"/>
-          <w:sz w:val="22"/>
-          <w:szCs w:val="22"/>
-        </w:rPr>
-      </w:pPr>
     </w:p>
     <w:p>
       <w:pPr>
@@ -2195,7 +1652,7 @@
           <w:ilvl w:val="0"/>
           <w:numId w:val="6"/>
         </w:numPr>
-        <w:spacing w:line="276" w:lineRule="auto"/>
+        <w:spacing w:line="360" w:lineRule="auto"/>
         <w:rPr>
           <w:rFonts w:ascii="Arial" w:eastAsia="Times New Roman" w:hAnsi="Arial" w:cs="Arial"/>
           <w:sz w:val="22"/>
@@ -2218,7 +1675,7 @@
           <w:ilvl w:val="0"/>
           <w:numId w:val="6"/>
         </w:numPr>
-        <w:spacing w:line="276" w:lineRule="auto"/>
+        <w:spacing w:line="360" w:lineRule="auto"/>
         <w:rPr>
           <w:rFonts w:ascii="Arial" w:eastAsia="Times New Roman" w:hAnsi="Arial" w:cs="Arial"/>
           <w:sz w:val="22"/>
@@ -2241,7 +1698,7 @@
           <w:ilvl w:val="0"/>
           <w:numId w:val="6"/>
         </w:numPr>
-        <w:spacing w:line="276" w:lineRule="auto"/>
+        <w:spacing w:line="360" w:lineRule="auto"/>
         <w:rPr>
           <w:rFonts w:ascii="Arial" w:eastAsia="Times New Roman" w:hAnsi="Arial" w:cs="Arial"/>
           <w:sz w:val="22"/>
@@ -2264,7 +1721,7 @@
           <w:ilvl w:val="0"/>
           <w:numId w:val="6"/>
         </w:numPr>
-        <w:spacing w:line="276" w:lineRule="auto"/>
+        <w:spacing w:line="360" w:lineRule="auto"/>
         <w:rPr>
           <w:rFonts w:ascii="Arial" w:eastAsia="Times New Roman" w:hAnsi="Arial" w:cs="Arial"/>
           <w:sz w:val="22"/>
@@ -2287,7 +1744,7 @@
           <w:ilvl w:val="0"/>
           <w:numId w:val="6"/>
         </w:numPr>
-        <w:spacing w:line="276" w:lineRule="auto"/>
+        <w:spacing w:line="360" w:lineRule="auto"/>
         <w:rPr>
           <w:rFonts w:ascii="Arial" w:eastAsia="Times New Roman" w:hAnsi="Arial" w:cs="Arial"/>
           <w:sz w:val="22"/>
@@ -2305,37 +1762,37 @@
     </w:p>
     <w:p>
       <w:pPr>
-        <w:spacing w:line="276" w:lineRule="auto"/>
-        <w:rPr>
-          <w:rFonts w:ascii="Arial" w:eastAsia="Times New Roman" w:hAnsi="Arial" w:cs="Arial"/>
-          <w:sz w:val="22"/>
-          <w:szCs w:val="22"/>
-        </w:rPr>
-      </w:pPr>
-    </w:p>
-    <w:p>
-      <w:pPr>
-        <w:spacing w:line="276" w:lineRule="auto"/>
-        <w:rPr>
-          <w:rFonts w:ascii="Arial" w:eastAsia="Times New Roman" w:hAnsi="Arial" w:cs="Arial"/>
-          <w:sz w:val="22"/>
-          <w:szCs w:val="22"/>
-        </w:rPr>
-      </w:pPr>
-    </w:p>
-    <w:p>
-      <w:pPr>
-        <w:spacing w:line="276" w:lineRule="auto"/>
-        <w:rPr>
-          <w:rFonts w:ascii="Arial" w:eastAsia="Times New Roman" w:hAnsi="Arial" w:cs="Arial"/>
-          <w:sz w:val="22"/>
-          <w:szCs w:val="22"/>
-        </w:rPr>
-      </w:pPr>
-    </w:p>
-    <w:p>
-      <w:pPr>
-        <w:spacing w:line="276" w:lineRule="auto"/>
+        <w:spacing w:line="360" w:lineRule="auto"/>
+        <w:rPr>
+          <w:rFonts w:ascii="Arial" w:eastAsia="Times New Roman" w:hAnsi="Arial" w:cs="Arial"/>
+          <w:sz w:val="22"/>
+          <w:szCs w:val="22"/>
+        </w:rPr>
+      </w:pPr>
+    </w:p>
+    <w:p>
+      <w:pPr>
+        <w:spacing w:line="360" w:lineRule="auto"/>
+        <w:rPr>
+          <w:rFonts w:ascii="Arial" w:eastAsia="Times New Roman" w:hAnsi="Arial" w:cs="Arial"/>
+          <w:sz w:val="22"/>
+          <w:szCs w:val="22"/>
+        </w:rPr>
+      </w:pPr>
+    </w:p>
+    <w:p>
+      <w:pPr>
+        <w:spacing w:line="360" w:lineRule="auto"/>
+        <w:rPr>
+          <w:rFonts w:ascii="Arial" w:eastAsia="Times New Roman" w:hAnsi="Arial" w:cs="Arial"/>
+          <w:sz w:val="22"/>
+          <w:szCs w:val="22"/>
+        </w:rPr>
+      </w:pPr>
+    </w:p>
+    <w:p>
+      <w:pPr>
+        <w:spacing w:line="360" w:lineRule="auto"/>
         <w:rPr>
           <w:rFonts w:ascii="Arial" w:hAnsi="Arial" w:cs="Arial"/>
           <w:sz w:val="22"/>
@@ -2355,8 +1812,157 @@
 </file>
 
 <file path=word/numbering.xml><?xml version="1.0" encoding="utf-8"?>
-<w:numbering xmlns:wpc="http://schemas.microsoft.com/office/word/2010/wordprocessingCanvas" xmlns:cx="http://schemas.microsoft.com/office/drawing/2014/chartex" xmlns:cx1="http://schemas.microsoft.com/office/drawing/2015/9/8/chartex" xmlns:cx2="http://schemas.microsoft.com/office/drawing/2015/10/21/chartex" xmlns:cx3="http://schemas.microsoft.com/office/drawing/2016/5/9/chartex" xmlns:cx4="http://schemas.microsoft.com/office/drawing/2016/5/10/chartex" xmlns:cx5="http://schemas.microsoft.com/office/drawing/2016/5/11/chartex" xmlns:cx6="http://schemas.microsoft.com/office/drawing/2016/5/12/chartex" xmlns:cx7="http://schemas.microsoft.com/office/drawing/2016/5/13/chartex" xmlns:cx8="http://schemas.microsoft.com/office/drawing/2016/5/14/chartex" xmlns:mc="http://schemas.openxmlformats.org/markup-compatibility/2006" xmlns:aink="http://schemas.microsoft.com/office/drawing/2016/ink" xmlns:am3d="http://schemas.microsoft.com/office/drawing/2017/model3d" xmlns:o="urn:schemas-microsoft-com:office:office" xmlns:oel="http://schemas.microsoft.com/office/2019/extlst" xmlns:r="http://schemas.openxmlformats.org/officeDocument/2006/relationships" xmlns:m="http://schemas.openxmlformats.org/officeDocument/2006/math" xmlns:v="urn:schemas-microsoft-com:vml" xmlns:wp14="http://schemas.microsoft.com/office/word/2010/wordprocessingDrawing" xmlns:wp="http://schemas.openxmlformats.org/drawingml/2006/wordprocessingDrawing" xmlns:w10="urn:schemas-microsoft-com:office:word" xmlns:w="http://schemas.openxmlformats.org/wordprocessingml/2006/main" xmlns:w14="http://schemas.microsoft.com/office/word/2010/wordml" xmlns:w15="http://schemas.microsoft.com/office/word/2012/wordml" xmlns:w16cex="http://schemas.microsoft.com/office/word/2018/wordml/cex" xmlns:w16cid="http://schemas.microsoft.com/office/word/2016/wordml/cid" xmlns:w16="http://schemas.microsoft.com/office/word/2018/wordml" xmlns:w16sdtdh="http://schemas.microsoft.com/office/word/2020/wordml/sdtdatahash" xmlns:w16se="http://schemas.microsoft.com/office/word/2015/wordml/symex" xmlns:wpg="http://schemas.microsoft.com/office/word/2010/wordprocessingGroup" xmlns:wpi="http://schemas.microsoft.com/office/word/2010/wordprocessingInk" xmlns:wne="http://schemas.microsoft.com/office/word/2006/wordml" xmlns:wps="http://schemas.microsoft.com/office/word/2010/wordprocessingShape" mc:Ignorable="w14 w15 w16se w16cid w16 w16cex w16sdtdh wp14">
+<w:numbering xmlns:wpc="http://schemas.microsoft.com/office/word/2010/wordprocessingCanvas" xmlns:cx="http://schemas.microsoft.com/office/drawing/2014/chartex" xmlns:cx1="http://schemas.microsoft.com/office/drawing/2015/9/8/chartex" xmlns:mc="http://schemas.openxmlformats.org/markup-compatibility/2006" xmlns:o="urn:schemas-microsoft-com:office:office" xmlns:r="http://schemas.openxmlformats.org/officeDocument/2006/relationships" xmlns:m="http://schemas.openxmlformats.org/officeDocument/2006/math" xmlns:v="urn:schemas-microsoft-com:vml" xmlns:wp14="http://schemas.microsoft.com/office/word/2010/wordprocessingDrawing" xmlns:wp="http://schemas.openxmlformats.org/drawingml/2006/wordprocessingDrawing" xmlns:w10="urn:schemas-microsoft-com:office:word" xmlns:w="http://schemas.openxmlformats.org/wordprocessingml/2006/main" xmlns:w14="http://schemas.microsoft.com/office/word/2010/wordml" xmlns:w15="http://schemas.microsoft.com/office/word/2012/wordml" xmlns:w16se="http://schemas.microsoft.com/office/word/2015/wordml/symex" xmlns:wpg="http://schemas.microsoft.com/office/word/2010/wordprocessingGroup" xmlns:wpi="http://schemas.microsoft.com/office/word/2010/wordprocessingInk" xmlns:wne="http://schemas.microsoft.com/office/word/2006/wordml" xmlns:wps="http://schemas.microsoft.com/office/word/2010/wordprocessingShape" mc:Ignorable="w14 w15 w16se wp14">
   <w:abstractNum w:abstractNumId="0" w15:restartNumberingAfterBreak="0">
+    <w:nsid w:val="10276166"/>
+    <w:multiLevelType w:val="multilevel"/>
+    <w:tmpl w:val="B9B4C526"/>
+    <w:lvl w:ilvl="0">
+      <w:start w:val="1"/>
+      <w:numFmt w:val="bullet"/>
+      <w:lvlText w:val=""/>
+      <w:lvlJc w:val="left"/>
+      <w:pPr>
+        <w:tabs>
+          <w:tab w:val="num" w:pos="720"/>
+        </w:tabs>
+        <w:ind w:left="720" w:hanging="360"/>
+      </w:pPr>
+      <w:rPr>
+        <w:rFonts w:ascii="Symbol" w:hAnsi="Symbol" w:hint="default"/>
+        <w:sz w:val="20"/>
+      </w:rPr>
+    </w:lvl>
+    <w:lvl w:ilvl="1" w:tentative="1">
+      <w:start w:val="1"/>
+      <w:numFmt w:val="bullet"/>
+      <w:lvlText w:val="o"/>
+      <w:lvlJc w:val="left"/>
+      <w:pPr>
+        <w:tabs>
+          <w:tab w:val="num" w:pos="1440"/>
+        </w:tabs>
+        <w:ind w:left="1440" w:hanging="360"/>
+      </w:pPr>
+      <w:rPr>
+        <w:rFonts w:ascii="Courier New" w:hAnsi="Courier New" w:hint="default"/>
+        <w:sz w:val="20"/>
+      </w:rPr>
+    </w:lvl>
+    <w:lvl w:ilvl="2" w:tentative="1">
+      <w:start w:val="1"/>
+      <w:numFmt w:val="bullet"/>
+      <w:lvlText w:val=""/>
+      <w:lvlJc w:val="left"/>
+      <w:pPr>
+        <w:tabs>
+          <w:tab w:val="num" w:pos="2160"/>
+        </w:tabs>
+        <w:ind w:left="2160" w:hanging="360"/>
+      </w:pPr>
+      <w:rPr>
+        <w:rFonts w:ascii="Wingdings" w:hAnsi="Wingdings" w:hint="default"/>
+        <w:sz w:val="20"/>
+      </w:rPr>
+    </w:lvl>
+    <w:lvl w:ilvl="3" w:tentative="1">
+      <w:start w:val="1"/>
+      <w:numFmt w:val="bullet"/>
+      <w:lvlText w:val=""/>
+      <w:lvlJc w:val="left"/>
+      <w:pPr>
+        <w:tabs>
+          <w:tab w:val="num" w:pos="2880"/>
+        </w:tabs>
+        <w:ind w:left="2880" w:hanging="360"/>
+      </w:pPr>
+      <w:rPr>
+        <w:rFonts w:ascii="Wingdings" w:hAnsi="Wingdings" w:hint="default"/>
+        <w:sz w:val="20"/>
+      </w:rPr>
+    </w:lvl>
+    <w:lvl w:ilvl="4" w:tentative="1">
+      <w:start w:val="1"/>
+      <w:numFmt w:val="bullet"/>
+      <w:lvlText w:val=""/>
+      <w:lvlJc w:val="left"/>
+      <w:pPr>
+        <w:tabs>
+          <w:tab w:val="num" w:pos="3600"/>
+        </w:tabs>
+        <w:ind w:left="3600" w:hanging="360"/>
+      </w:pPr>
+      <w:rPr>
+        <w:rFonts w:ascii="Wingdings" w:hAnsi="Wingdings" w:hint="default"/>
+        <w:sz w:val="20"/>
+      </w:rPr>
+    </w:lvl>
+    <w:lvl w:ilvl="5" w:tentative="1">
+      <w:start w:val="1"/>
+      <w:numFmt w:val="bullet"/>
+      <w:lvlText w:val=""/>
+      <w:lvlJc w:val="left"/>
+      <w:pPr>
+        <w:tabs>
+          <w:tab w:val="num" w:pos="4320"/>
+        </w:tabs>
+        <w:ind w:left="4320" w:hanging="360"/>
+      </w:pPr>
+      <w:rPr>
+        <w:rFonts w:ascii="Wingdings" w:hAnsi="Wingdings" w:hint="default"/>
+        <w:sz w:val="20"/>
+      </w:rPr>
+    </w:lvl>
+    <w:lvl w:ilvl="6" w:tentative="1">
+      <w:start w:val="1"/>
+      <w:numFmt w:val="bullet"/>
+      <w:lvlText w:val=""/>
+      <w:lvlJc w:val="left"/>
+      <w:pPr>
+        <w:tabs>
+          <w:tab w:val="num" w:pos="5040"/>
+        </w:tabs>
+        <w:ind w:left="5040" w:hanging="360"/>
+      </w:pPr>
+      <w:rPr>
+        <w:rFonts w:ascii="Wingdings" w:hAnsi="Wingdings" w:hint="default"/>
+        <w:sz w:val="20"/>
+      </w:rPr>
+    </w:lvl>
+    <w:lvl w:ilvl="7" w:tentative="1">
+      <w:start w:val="1"/>
+      <w:numFmt w:val="bullet"/>
+      <w:lvlText w:val=""/>
+      <w:lvlJc w:val="left"/>
+      <w:pPr>
+        <w:tabs>
+          <w:tab w:val="num" w:pos="5760"/>
+        </w:tabs>
+        <w:ind w:left="5760" w:hanging="360"/>
+      </w:pPr>
+      <w:rPr>
+        <w:rFonts w:ascii="Wingdings" w:hAnsi="Wingdings" w:hint="default"/>
+        <w:sz w:val="20"/>
+      </w:rPr>
+    </w:lvl>
+    <w:lvl w:ilvl="8" w:tentative="1">
+      <w:start w:val="1"/>
+      <w:numFmt w:val="bullet"/>
+      <w:lvlText w:val=""/>
+      <w:lvlJc w:val="left"/>
+      <w:pPr>
+        <w:tabs>
+          <w:tab w:val="num" w:pos="6480"/>
+        </w:tabs>
+        <w:ind w:left="6480" w:hanging="360"/>
+      </w:pPr>
+      <w:rPr>
+        <w:rFonts w:ascii="Wingdings" w:hAnsi="Wingdings" w:hint="default"/>
+        <w:sz w:val="20"/>
+      </w:rPr>
+    </w:lvl>
+  </w:abstractNum>
+  <w:abstractNum w:abstractNumId="1" w15:restartNumberingAfterBreak="0">
     <w:nsid w:val="15BF6428"/>
     <w:multiLevelType w:val="hybridMultilevel"/>
     <w:tmpl w:val="3E8CE380"/>
@@ -2469,7 +2075,7 @@
       </w:rPr>
     </w:lvl>
   </w:abstractNum>
-  <w:abstractNum w:abstractNumId="1" w15:restartNumberingAfterBreak="0">
+  <w:abstractNum w:abstractNumId="2" w15:restartNumberingAfterBreak="0">
     <w:nsid w:val="41076671"/>
     <w:multiLevelType w:val="hybridMultilevel"/>
     <w:tmpl w:val="A75285B4"/>
@@ -2582,7 +2188,7 @@
       </w:rPr>
     </w:lvl>
   </w:abstractNum>
-  <w:abstractNum w:abstractNumId="2" w15:restartNumberingAfterBreak="0">
+  <w:abstractNum w:abstractNumId="3" w15:restartNumberingAfterBreak="0">
     <w:nsid w:val="5CAB5CA3"/>
     <w:multiLevelType w:val="hybridMultilevel"/>
     <w:tmpl w:val="2904EB58"/>
@@ -2695,7 +2301,7 @@
       </w:rPr>
     </w:lvl>
   </w:abstractNum>
-  <w:abstractNum w:abstractNumId="3" w15:restartNumberingAfterBreak="0">
+  <w:abstractNum w:abstractNumId="4" w15:restartNumberingAfterBreak="0">
     <w:nsid w:val="5E4A30DB"/>
     <w:multiLevelType w:val="hybridMultilevel"/>
     <w:tmpl w:val="F1CE23C2"/>
@@ -2808,7 +2414,7 @@
       </w:rPr>
     </w:lvl>
   </w:abstractNum>
-  <w:abstractNum w:abstractNumId="4" w15:restartNumberingAfterBreak="0">
+  <w:abstractNum w:abstractNumId="5" w15:restartNumberingAfterBreak="0">
     <w:nsid w:val="6426601C"/>
     <w:multiLevelType w:val="hybridMultilevel"/>
     <w:tmpl w:val="3FFAAD00"/>
@@ -2921,7 +2527,7 @@
       </w:rPr>
     </w:lvl>
   </w:abstractNum>
-  <w:abstractNum w:abstractNumId="5" w15:restartNumberingAfterBreak="0">
+  <w:abstractNum w:abstractNumId="6" w15:restartNumberingAfterBreak="0">
     <w:nsid w:val="64B70055"/>
     <w:multiLevelType w:val="hybridMultilevel"/>
     <w:tmpl w:val="F582045A"/>
@@ -3034,29 +2640,32 @@
       </w:rPr>
     </w:lvl>
   </w:abstractNum>
-  <w:num w:numId="1" w16cid:durableId="1888183722">
+  <w:num w:numId="1">
+    <w:abstractNumId w:val="5"/>
+  </w:num>
+  <w:num w:numId="2">
     <w:abstractNumId w:val="4"/>
   </w:num>
-  <w:num w:numId="2" w16cid:durableId="1132475912">
+  <w:num w:numId="3">
+    <w:abstractNumId w:val="6"/>
+  </w:num>
+  <w:num w:numId="4">
+    <w:abstractNumId w:val="1"/>
+  </w:num>
+  <w:num w:numId="5">
     <w:abstractNumId w:val="3"/>
   </w:num>
-  <w:num w:numId="3" w16cid:durableId="1861821194">
-    <w:abstractNumId w:val="5"/>
-  </w:num>
-  <w:num w:numId="4" w16cid:durableId="87435783">
-    <w:abstractNumId w:val="0"/>
-  </w:num>
-  <w:num w:numId="5" w16cid:durableId="1708992159">
+  <w:num w:numId="6">
     <w:abstractNumId w:val="2"/>
   </w:num>
-  <w:num w:numId="6" w16cid:durableId="571502617">
-    <w:abstractNumId w:val="1"/>
+  <w:num w:numId="7">
+    <w:abstractNumId w:val="0"/>
   </w:num>
 </w:numbering>
 </file>
 
 <file path=word/styles.xml><?xml version="1.0" encoding="utf-8"?>
-<w:styles xmlns:mc="http://schemas.openxmlformats.org/markup-compatibility/2006" xmlns:r="http://schemas.openxmlformats.org/officeDocument/2006/relationships" xmlns:w="http://schemas.openxmlformats.org/wordprocessingml/2006/main" xmlns:w14="http://schemas.microsoft.com/office/word/2010/wordml" xmlns:w15="http://schemas.microsoft.com/office/word/2012/wordml" xmlns:w16cex="http://schemas.microsoft.com/office/word/2018/wordml/cex" xmlns:w16cid="http://schemas.microsoft.com/office/word/2016/wordml/cid" xmlns:w16="http://schemas.microsoft.com/office/word/2018/wordml" xmlns:w16sdtdh="http://schemas.microsoft.com/office/word/2020/wordml/sdtdatahash" xmlns:w16se="http://schemas.microsoft.com/office/word/2015/wordml/symex" mc:Ignorable="w14 w15 w16se w16cid w16 w16cex w16sdtdh">
+<w:styles xmlns:mc="http://schemas.openxmlformats.org/markup-compatibility/2006" xmlns:r="http://schemas.openxmlformats.org/officeDocument/2006/relationships" xmlns:w="http://schemas.openxmlformats.org/wordprocessingml/2006/main" xmlns:w14="http://schemas.microsoft.com/office/word/2010/wordml" xmlns:w15="http://schemas.microsoft.com/office/word/2012/wordml" xmlns:w16se="http://schemas.microsoft.com/office/word/2015/wordml/symex" mc:Ignorable="w14 w15 w16se">
   <w:docDefaults>
     <w:rPrDefault>
       <w:rPr>
@@ -3072,7 +2681,7 @@
       </w:pPr>
     </w:pPrDefault>
   </w:docDefaults>
-  <w:latentStyles w:defLockedState="0" w:defUIPriority="99" w:defSemiHidden="0" w:defUnhideWhenUsed="0" w:defQFormat="0" w:count="376">
+  <w:latentStyles w:defLockedState="0" w:defUIPriority="99" w:defSemiHidden="0" w:defUnhideWhenUsed="0" w:defQFormat="0" w:count="371">
     <w:lsdException w:name="Normal" w:uiPriority="0" w:qFormat="1"/>
     <w:lsdException w:name="heading 1" w:uiPriority="9" w:qFormat="1"/>
     <w:lsdException w:name="heading 2" w:semiHidden="1" w:uiPriority="9" w:unhideWhenUsed="1" w:qFormat="1"/>
@@ -3444,11 +3053,6 @@
     <w:lsdException w:name="List Table 5 Dark Accent 6" w:uiPriority="50"/>
     <w:lsdException w:name="List Table 6 Colorful Accent 6" w:uiPriority="51"/>
     <w:lsdException w:name="List Table 7 Colorful Accent 6" w:uiPriority="52"/>
-    <w:lsdException w:name="Mention" w:semiHidden="1" w:unhideWhenUsed="1"/>
-    <w:lsdException w:name="Smart Hyperlink" w:semiHidden="1" w:unhideWhenUsed="1"/>
-    <w:lsdException w:name="Hashtag" w:semiHidden="1" w:unhideWhenUsed="1"/>
-    <w:lsdException w:name="Unresolved Mention" w:semiHidden="1" w:unhideWhenUsed="1"/>
-    <w:lsdException w:name="Smart Link" w:semiHidden="1" w:unhideWhenUsed="1"/>
   </w:latentStyles>
   <w:style w:type="paragraph" w:default="1" w:styleId="Normal">
     <w:name w:val="Normal"/>
@@ -3519,6 +3123,7 @@
   <w:style w:type="character" w:default="1" w:styleId="Fontepargpadro">
     <w:name w:val="Default Paragraph Font"/>
     <w:uiPriority w:val="1"/>
+    <w:semiHidden/>
     <w:unhideWhenUsed/>
   </w:style>
   <w:style w:type="table" w:default="1" w:styleId="Tabelanormal">
@@ -3552,6 +3157,36 @@
       <w:ind w:left="720"/>
       <w:contextualSpacing/>
     </w:pPr>
+  </w:style>
+  <w:style w:type="paragraph" w:styleId="Textodebalo">
+    <w:name w:val="Balloon Text"/>
+    <w:basedOn w:val="Normal"/>
+    <w:link w:val="TextodebaloChar"/>
+    <w:uiPriority w:val="99"/>
+    <w:semiHidden/>
+    <w:unhideWhenUsed/>
+    <w:rsid w:val="00461FE8"/>
+    <w:pPr>
+      <w:spacing w:after="0" w:line="240" w:lineRule="auto"/>
+    </w:pPr>
+    <w:rPr>
+      <w:rFonts w:ascii="Segoe UI" w:hAnsi="Segoe UI" w:cs="Segoe UI"/>
+      <w:sz w:val="18"/>
+      <w:szCs w:val="18"/>
+    </w:rPr>
+  </w:style>
+  <w:style w:type="character" w:customStyle="1" w:styleId="TextodebaloChar">
+    <w:name w:val="Texto de balão Char"/>
+    <w:basedOn w:val="Fontepargpadro"/>
+    <w:link w:val="Textodebalo"/>
+    <w:uiPriority w:val="99"/>
+    <w:semiHidden/>
+    <w:rsid w:val="00461FE8"/>
+    <w:rPr>
+      <w:rFonts w:ascii="Segoe UI" w:hAnsi="Segoe UI" w:cs="Segoe UI"/>
+      <w:sz w:val="18"/>
+      <w:szCs w:val="18"/>
+    </w:rPr>
   </w:style>
 </w:styles>
 </file>
